--- a/New comparative experiment.docx
+++ b/New comparative experiment.docx
@@ -121,19 +121,7 @@
               <w:rPr>
                 <w:rFonts w:ascii="Times New Roman" w:hAnsi="Times New Roman" w:cs="Times New Roman"/>
               </w:rPr>
-              <w:t>Proceedings of the Genetic and</w:t>
-            </w:r>
-            <w:r>
-              <w:rPr>
-                <w:rFonts w:ascii="Times New Roman" w:hAnsi="Times New Roman" w:cs="Times New Roman"/>
-              </w:rPr>
-              <w:t xml:space="preserve"> </w:t>
-            </w:r>
-            <w:r>
-              <w:rPr>
-                <w:rFonts w:ascii="Times New Roman" w:hAnsi="Times New Roman" w:cs="Times New Roman"/>
-              </w:rPr>
-              <w:t>Evolutionary Computation Conference</w:t>
+              <w:t>Proceedings of the Genetic and Evolutionary Computation Conference</w:t>
             </w:r>
           </w:p>
         </w:tc>
@@ -389,19 +377,7 @@
               <w:rPr>
                 <w:rFonts w:ascii="Times New Roman" w:hAnsi="Times New Roman" w:cs="Times New Roman"/>
               </w:rPr>
-              <w:t>A coevolutionary</w:t>
-            </w:r>
-            <w:r>
-              <w:rPr>
-                <w:rFonts w:ascii="Times New Roman" w:hAnsi="Times New Roman" w:cs="Times New Roman"/>
-              </w:rPr>
-              <w:t xml:space="preserve"> </w:t>
-            </w:r>
-            <w:r>
-              <w:rPr>
-                <w:rFonts w:ascii="Times New Roman" w:hAnsi="Times New Roman" w:cs="Times New Roman"/>
-              </w:rPr>
-              <w:t>framework for constrained multi-objective optimization problems</w:t>
+              <w:t>A coevolutionary framework for constrained multi-objective optimization problems</w:t>
             </w:r>
           </w:p>
         </w:tc>
@@ -475,19 +451,7 @@
               <w:rPr>
                 <w:rFonts w:ascii="Times New Roman" w:hAnsi="Times New Roman" w:cs="Times New Roman"/>
               </w:rPr>
-              <w:t>A</w:t>
-            </w:r>
-            <w:r>
-              <w:rPr>
-                <w:rFonts w:ascii="Times New Roman" w:hAnsi="Times New Roman" w:cs="Times New Roman"/>
-              </w:rPr>
-              <w:t xml:space="preserve"> </w:t>
-            </w:r>
-            <w:r>
-              <w:rPr>
-                <w:rFonts w:ascii="Times New Roman" w:hAnsi="Times New Roman" w:cs="Times New Roman"/>
-              </w:rPr>
-              <w:t>self-organizing map approach for constrained multi-objective optimization problems</w:t>
+              <w:t>A self-organizing map approach for constrained multi-objective optimization problems</w:t>
             </w:r>
           </w:p>
         </w:tc>
@@ -511,13 +475,7 @@
         </w:tc>
       </w:tr>
     </w:tbl>
-    <w:p>
-      <w:pPr>
-        <w:rPr>
-          <w:rFonts w:hint="eastAsia"/>
-        </w:rPr>
-      </w:pPr>
-    </w:p>
+    <w:p/>
     <w:p>
       <w:pPr>
         <w:ind w:firstLine="420"/>
@@ -639,7 +597,6 @@
         <w:ind w:firstLine="0"/>
         <w:jc w:val="center"/>
         <w:rPr>
-          <w:rFonts w:hint="eastAsia"/>
           <w:color w:val="000000" w:themeColor="text1"/>
           <w:sz w:val="16"/>
           <w:szCs w:val="16"/>
@@ -813,7 +770,6 @@
         <w:ind w:firstLine="0"/>
         <w:jc w:val="center"/>
         <w:rPr>
-          <w:rFonts w:hint="eastAsia"/>
           <w:color w:val="000000" w:themeColor="text1"/>
           <w:sz w:val="16"/>
           <w:szCs w:val="16"/>
@@ -928,14 +884,12 @@
         </w:rPr>
         <w:t>0-hour optimization</w:t>
       </w:r>
-      <w:bookmarkStart w:id="0" w:name="_GoBack"/>
-      <w:bookmarkEnd w:id="0"/>
     </w:p>
     <w:p>
       <w:pPr>
         <w:jc w:val="center"/>
         <w:rPr>
-          <w:rFonts w:ascii="Times New Roman" w:eastAsia="宋体" w:hAnsi="Times New Roman" w:cs="Times New Roman" w:hint="eastAsia"/>
+          <w:rFonts w:ascii="Times New Roman" w:eastAsia="宋体" w:hAnsi="Times New Roman" w:cs="Times New Roman"/>
           <w:color w:val="000000" w:themeColor="text1"/>
           <w:sz w:val="16"/>
           <w:szCs w:val="16"/>
@@ -1122,7 +1076,6 @@
         <w:ind w:firstLine="0"/>
         <w:jc w:val="center"/>
         <w:rPr>
-          <w:rFonts w:hint="eastAsia"/>
           <w:color w:val="000000" w:themeColor="text1"/>
           <w:sz w:val="14"/>
           <w:szCs w:val="14"/>
@@ -1262,7 +1215,6 @@
         <w:ind w:firstLine="0"/>
         <w:jc w:val="center"/>
         <w:rPr>
-          <w:rFonts w:hint="eastAsia"/>
           <w:color w:val="000000" w:themeColor="text1"/>
           <w:sz w:val="14"/>
           <w:szCs w:val="14"/>
@@ -1346,15 +1298,476 @@
       <w:pPr>
         <w:jc w:val="center"/>
         <w:rPr>
+          <w:rFonts w:ascii="Times New Roman" w:eastAsia="宋体" w:hAnsi="Times New Roman" w:cs="Times New Roman"/>
+          <w:color w:val="000000" w:themeColor="text1"/>
+          <w:sz w:val="16"/>
+          <w:szCs w:val="16"/>
+        </w:rPr>
+      </w:pPr>
+      <w:r>
+        <w:rPr>
           <w:rFonts w:ascii="Times New Roman" w:eastAsia="宋体" w:hAnsi="Times New Roman" w:cs="Times New Roman" w:hint="eastAsia"/>
           <w:color w:val="000000" w:themeColor="text1"/>
           <w:sz w:val="16"/>
           <w:szCs w:val="16"/>
         </w:rPr>
+        <w:t>F</w:t>
+      </w:r>
+      <w:r>
+        <w:rPr>
+          <w:rFonts w:ascii="Times New Roman" w:eastAsia="宋体" w:hAnsi="Times New Roman" w:cs="Times New Roman"/>
+          <w:color w:val="000000" w:themeColor="text1"/>
+          <w:sz w:val="16"/>
+          <w:szCs w:val="16"/>
+        </w:rPr>
+        <w:t>igure</w:t>
+      </w:r>
+      <w:r>
+        <w:rPr>
+          <w:rFonts w:ascii="Times New Roman" w:eastAsia="宋体" w:hAnsi="Times New Roman" w:cs="Times New Roman"/>
+          <w:color w:val="000000" w:themeColor="text1"/>
+          <w:sz w:val="16"/>
+          <w:szCs w:val="16"/>
+        </w:rPr>
+        <w:t xml:space="preserve"> II</w:t>
+      </w:r>
+      <w:r>
+        <w:rPr>
+          <w:rFonts w:ascii="Times New Roman" w:eastAsia="宋体" w:hAnsi="Times New Roman" w:cs="Times New Roman"/>
+          <w:color w:val="000000" w:themeColor="text1"/>
+          <w:sz w:val="16"/>
+          <w:szCs w:val="16"/>
+        </w:rPr>
+        <w:t xml:space="preserve"> </w:t>
+      </w:r>
+      <w:r>
+        <w:rPr>
+          <w:rFonts w:ascii="Times New Roman" w:eastAsia="宋体" w:hAnsi="Times New Roman" w:cs="Times New Roman"/>
+          <w:color w:val="000000" w:themeColor="text1"/>
+          <w:sz w:val="16"/>
+          <w:szCs w:val="16"/>
+        </w:rPr>
+        <w:t>HV values of the comparative algorithms</w:t>
+      </w:r>
+    </w:p>
+    <w:p/>
+    <w:p>
+      <w:r>
+        <w:br w:type="page"/>
+      </w:r>
+    </w:p>
+    <w:p>
+      <w:pPr>
+        <w:ind w:firstLine="420"/>
+        <w:rPr>
+          <w:rFonts w:ascii="Times New Roman" w:eastAsia="宋体" w:hAnsi="Times New Roman" w:cs="Times New Roman"/>
+          <w:sz w:val="20"/>
+          <w:szCs w:val="20"/>
+        </w:rPr>
       </w:pPr>
       <w:r>
         <w:rPr>
+          <w:rFonts w:ascii="Times New Roman" w:eastAsia="宋体" w:hAnsi="Times New Roman" w:cs="Times New Roman"/>
+          <w:sz w:val="20"/>
+          <w:szCs w:val="20"/>
+        </w:rPr>
+        <w:lastRenderedPageBreak/>
+        <w:t xml:space="preserve">(1) IGD and HV values </w:t>
+      </w:r>
+      <w:r>
+        <w:rPr>
+          <w:rFonts w:ascii="Times New Roman" w:eastAsia="宋体" w:hAnsi="Times New Roman" w:cs="Times New Roman"/>
+          <w:sz w:val="20"/>
+          <w:szCs w:val="20"/>
+        </w:rPr>
+        <w:t>of the comparative algorithms in the experiment using small-scale instance</w:t>
+      </w:r>
+    </w:p>
+    <w:p>
+      <w:pPr>
+        <w:jc w:val="center"/>
+        <w:rPr>
+          <w:rFonts w:ascii="Times New Roman" w:eastAsia="宋体" w:hAnsi="Times New Roman" w:cs="Times New Roman"/>
+          <w:sz w:val="20"/>
+          <w:szCs w:val="20"/>
+        </w:rPr>
+      </w:pPr>
+      <w:r>
+        <w:rPr>
+          <w:noProof/>
+        </w:rPr>
+        <w:drawing>
+          <wp:inline distT="0" distB="0" distL="0" distR="0" wp14:anchorId="422AB892" wp14:editId="7BF79A38">
+            <wp:extent cx="2160000" cy="1650948"/>
+            <wp:effectExtent l="0" t="0" r="0" b="6985"/>
+            <wp:docPr id="12" name="图片 12"/>
+            <wp:cNvGraphicFramePr>
+              <a:graphicFrameLocks xmlns:a="http://schemas.openxmlformats.org/drawingml/2006/main" noChangeAspect="1"/>
+            </wp:cNvGraphicFramePr>
+            <a:graphic xmlns:a="http://schemas.openxmlformats.org/drawingml/2006/main">
+              <a:graphicData uri="http://schemas.openxmlformats.org/drawingml/2006/picture">
+                <pic:pic xmlns:pic="http://schemas.openxmlformats.org/drawingml/2006/picture">
+                  <pic:nvPicPr>
+                    <pic:cNvPr id="0" name="Picture 1"/>
+                    <pic:cNvPicPr>
+                      <a:picLocks noChangeAspect="1" noChangeArrowheads="1"/>
+                    </pic:cNvPicPr>
+                  </pic:nvPicPr>
+                  <pic:blipFill>
+                    <a:blip r:embed="rId14" cstate="print">
+                      <a:extLst>
+                        <a:ext uri="{28A0092B-C50C-407E-A947-70E740481C1C}">
+                          <a14:useLocalDpi xmlns:a14="http://schemas.microsoft.com/office/drawing/2010/main" val="0"/>
+                        </a:ext>
+                      </a:extLst>
+                    </a:blip>
+                    <a:srcRect/>
+                    <a:stretch>
+                      <a:fillRect/>
+                    </a:stretch>
+                  </pic:blipFill>
+                  <pic:spPr bwMode="auto">
+                    <a:xfrm>
+                      <a:off x="0" y="0"/>
+                      <a:ext cx="2160000" cy="1650948"/>
+                    </a:xfrm>
+                    <a:prstGeom prst="rect">
+                      <a:avLst/>
+                    </a:prstGeom>
+                    <a:noFill/>
+                    <a:ln>
+                      <a:noFill/>
+                    </a:ln>
+                  </pic:spPr>
+                </pic:pic>
+              </a:graphicData>
+            </a:graphic>
+          </wp:inline>
+        </w:drawing>
+      </w:r>
+      <w:r>
+        <w:rPr>
+          <w:noProof/>
+        </w:rPr>
+        <w:drawing>
+          <wp:inline distT="0" distB="0" distL="0" distR="0" wp14:anchorId="64E446BC" wp14:editId="247A85D2">
+            <wp:extent cx="2160000" cy="1650948"/>
+            <wp:effectExtent l="0" t="0" r="0" b="6985"/>
+            <wp:docPr id="17" name="图片 17"/>
+            <wp:cNvGraphicFramePr>
+              <a:graphicFrameLocks xmlns:a="http://schemas.openxmlformats.org/drawingml/2006/main" noChangeAspect="1"/>
+            </wp:cNvGraphicFramePr>
+            <a:graphic xmlns:a="http://schemas.openxmlformats.org/drawingml/2006/main">
+              <a:graphicData uri="http://schemas.openxmlformats.org/drawingml/2006/picture">
+                <pic:pic xmlns:pic="http://schemas.openxmlformats.org/drawingml/2006/picture">
+                  <pic:nvPicPr>
+                    <pic:cNvPr id="0" name="Picture 3"/>
+                    <pic:cNvPicPr>
+                      <a:picLocks noChangeAspect="1" noChangeArrowheads="1"/>
+                    </pic:cNvPicPr>
+                  </pic:nvPicPr>
+                  <pic:blipFill>
+                    <a:blip r:embed="rId15" cstate="print">
+                      <a:extLst>
+                        <a:ext uri="{28A0092B-C50C-407E-A947-70E740481C1C}">
+                          <a14:useLocalDpi xmlns:a14="http://schemas.microsoft.com/office/drawing/2010/main" val="0"/>
+                        </a:ext>
+                      </a:extLst>
+                    </a:blip>
+                    <a:srcRect/>
+                    <a:stretch>
+                      <a:fillRect/>
+                    </a:stretch>
+                  </pic:blipFill>
+                  <pic:spPr bwMode="auto">
+                    <a:xfrm>
+                      <a:off x="0" y="0"/>
+                      <a:ext cx="2160000" cy="1650948"/>
+                    </a:xfrm>
+                    <a:prstGeom prst="rect">
+                      <a:avLst/>
+                    </a:prstGeom>
+                    <a:noFill/>
+                    <a:ln>
+                      <a:noFill/>
+                    </a:ln>
+                  </pic:spPr>
+                </pic:pic>
+              </a:graphicData>
+            </a:graphic>
+          </wp:inline>
+        </w:drawing>
+      </w:r>
+    </w:p>
+    <w:p>
+      <w:pPr>
+        <w:jc w:val="center"/>
+        <w:rPr>
           <w:rFonts w:ascii="Times New Roman" w:eastAsia="宋体" w:hAnsi="Times New Roman" w:cs="Times New Roman" w:hint="eastAsia"/>
+          <w:sz w:val="16"/>
+          <w:szCs w:val="16"/>
+        </w:rPr>
+      </w:pPr>
+      <w:r>
+        <w:rPr>
+          <w:rFonts w:ascii="Times New Roman" w:eastAsia="宋体" w:hAnsi="Times New Roman" w:cs="Times New Roman"/>
+          <w:sz w:val="16"/>
+          <w:szCs w:val="16"/>
+        </w:rPr>
+        <w:t>a) IGD values with 0.25-hour optimization         b) IGD values with 0.50-hour optimization</w:t>
+      </w:r>
+    </w:p>
+    <w:p>
+      <w:pPr>
+        <w:jc w:val="center"/>
+        <w:rPr>
+          <w:rFonts w:ascii="Times New Roman" w:eastAsia="宋体" w:hAnsi="Times New Roman" w:cs="Times New Roman"/>
+          <w:sz w:val="20"/>
+          <w:szCs w:val="20"/>
+        </w:rPr>
+      </w:pPr>
+      <w:r>
+        <w:rPr>
+          <w:noProof/>
+        </w:rPr>
+        <w:drawing>
+          <wp:inline distT="0" distB="0" distL="0" distR="0" wp14:anchorId="0B6C95DF" wp14:editId="5FBE318D">
+            <wp:extent cx="2160000" cy="1650948"/>
+            <wp:effectExtent l="0" t="0" r="0" b="6985"/>
+            <wp:docPr id="18" name="图片 18"/>
+            <wp:cNvGraphicFramePr>
+              <a:graphicFrameLocks xmlns:a="http://schemas.openxmlformats.org/drawingml/2006/main" noChangeAspect="1"/>
+            </wp:cNvGraphicFramePr>
+            <a:graphic xmlns:a="http://schemas.openxmlformats.org/drawingml/2006/main">
+              <a:graphicData uri="http://schemas.openxmlformats.org/drawingml/2006/picture">
+                <pic:pic xmlns:pic="http://schemas.openxmlformats.org/drawingml/2006/picture">
+                  <pic:nvPicPr>
+                    <pic:cNvPr id="0" name="Picture 5"/>
+                    <pic:cNvPicPr>
+                      <a:picLocks noChangeAspect="1" noChangeArrowheads="1"/>
+                    </pic:cNvPicPr>
+                  </pic:nvPicPr>
+                  <pic:blipFill>
+                    <a:blip r:embed="rId16" cstate="print">
+                      <a:extLst>
+                        <a:ext uri="{28A0092B-C50C-407E-A947-70E740481C1C}">
+                          <a14:useLocalDpi xmlns:a14="http://schemas.microsoft.com/office/drawing/2010/main" val="0"/>
+                        </a:ext>
+                      </a:extLst>
+                    </a:blip>
+                    <a:srcRect/>
+                    <a:stretch>
+                      <a:fillRect/>
+                    </a:stretch>
+                  </pic:blipFill>
+                  <pic:spPr bwMode="auto">
+                    <a:xfrm>
+                      <a:off x="0" y="0"/>
+                      <a:ext cx="2160000" cy="1650948"/>
+                    </a:xfrm>
+                    <a:prstGeom prst="rect">
+                      <a:avLst/>
+                    </a:prstGeom>
+                    <a:noFill/>
+                    <a:ln>
+                      <a:noFill/>
+                    </a:ln>
+                  </pic:spPr>
+                </pic:pic>
+              </a:graphicData>
+            </a:graphic>
+          </wp:inline>
+        </w:drawing>
+      </w:r>
+      <w:r>
+        <w:rPr>
+          <w:noProof/>
+        </w:rPr>
+        <w:drawing>
+          <wp:inline distT="0" distB="0" distL="0" distR="0" wp14:anchorId="1E7FC824" wp14:editId="272DBF5B">
+            <wp:extent cx="2160000" cy="1650948"/>
+            <wp:effectExtent l="0" t="0" r="0" b="6985"/>
+            <wp:docPr id="19" name="图片 19"/>
+            <wp:cNvGraphicFramePr>
+              <a:graphicFrameLocks xmlns:a="http://schemas.openxmlformats.org/drawingml/2006/main" noChangeAspect="1"/>
+            </wp:cNvGraphicFramePr>
+            <a:graphic xmlns:a="http://schemas.openxmlformats.org/drawingml/2006/main">
+              <a:graphicData uri="http://schemas.openxmlformats.org/drawingml/2006/picture">
+                <pic:pic xmlns:pic="http://schemas.openxmlformats.org/drawingml/2006/picture">
+                  <pic:nvPicPr>
+                    <pic:cNvPr id="0" name="Picture 7"/>
+                    <pic:cNvPicPr>
+                      <a:picLocks noChangeAspect="1" noChangeArrowheads="1"/>
+                    </pic:cNvPicPr>
+                  </pic:nvPicPr>
+                  <pic:blipFill>
+                    <a:blip r:embed="rId17" cstate="print">
+                      <a:extLst>
+                        <a:ext uri="{28A0092B-C50C-407E-A947-70E740481C1C}">
+                          <a14:useLocalDpi xmlns:a14="http://schemas.microsoft.com/office/drawing/2010/main" val="0"/>
+                        </a:ext>
+                      </a:extLst>
+                    </a:blip>
+                    <a:srcRect/>
+                    <a:stretch>
+                      <a:fillRect/>
+                    </a:stretch>
+                  </pic:blipFill>
+                  <pic:spPr bwMode="auto">
+                    <a:xfrm>
+                      <a:off x="0" y="0"/>
+                      <a:ext cx="2160000" cy="1650948"/>
+                    </a:xfrm>
+                    <a:prstGeom prst="rect">
+                      <a:avLst/>
+                    </a:prstGeom>
+                    <a:noFill/>
+                    <a:ln>
+                      <a:noFill/>
+                    </a:ln>
+                  </pic:spPr>
+                </pic:pic>
+              </a:graphicData>
+            </a:graphic>
+          </wp:inline>
+        </w:drawing>
+      </w:r>
+    </w:p>
+    <w:p>
+      <w:pPr>
+        <w:pStyle w:val="Text"/>
+        <w:snapToGrid w:val="0"/>
+        <w:ind w:firstLine="0"/>
+        <w:jc w:val="center"/>
+        <w:rPr>
+          <w:color w:val="000000" w:themeColor="text1"/>
+          <w:sz w:val="16"/>
+          <w:szCs w:val="16"/>
+          <w:lang w:eastAsia="zh-CN"/>
+        </w:rPr>
+      </w:pPr>
+      <w:r>
+        <w:rPr>
+          <w:color w:val="000000" w:themeColor="text1"/>
+          <w:sz w:val="16"/>
+          <w:szCs w:val="16"/>
+          <w:lang w:eastAsia="zh-CN"/>
+        </w:rPr>
+        <w:t>c</w:t>
+      </w:r>
+      <w:r>
+        <w:rPr>
+          <w:color w:val="000000" w:themeColor="text1"/>
+          <w:sz w:val="16"/>
+          <w:szCs w:val="16"/>
+          <w:lang w:eastAsia="zh-CN"/>
+        </w:rPr>
+        <w:t xml:space="preserve">) </w:t>
+      </w:r>
+      <w:r>
+        <w:rPr>
+          <w:color w:val="000000" w:themeColor="text1"/>
+          <w:sz w:val="16"/>
+          <w:szCs w:val="16"/>
+          <w:lang w:eastAsia="zh-CN"/>
+        </w:rPr>
+        <w:t>IGD</w:t>
+      </w:r>
+      <w:r>
+        <w:rPr>
+          <w:color w:val="000000" w:themeColor="text1"/>
+          <w:sz w:val="16"/>
+          <w:szCs w:val="16"/>
+          <w:lang w:eastAsia="zh-CN"/>
+        </w:rPr>
+        <w:t xml:space="preserve"> values with 0.</w:t>
+      </w:r>
+      <w:r>
+        <w:rPr>
+          <w:color w:val="000000" w:themeColor="text1"/>
+          <w:sz w:val="16"/>
+          <w:szCs w:val="16"/>
+          <w:lang w:eastAsia="zh-CN"/>
+        </w:rPr>
+        <w:t>7</w:t>
+      </w:r>
+      <w:r>
+        <w:rPr>
+          <w:color w:val="000000" w:themeColor="text1"/>
+          <w:sz w:val="16"/>
+          <w:szCs w:val="16"/>
+          <w:lang w:eastAsia="zh-CN"/>
+        </w:rPr>
+        <w:t xml:space="preserve">5-hour optimization           </w:t>
+      </w:r>
+      <w:r>
+        <w:rPr>
+          <w:color w:val="000000" w:themeColor="text1"/>
+          <w:sz w:val="16"/>
+          <w:szCs w:val="16"/>
+          <w:lang w:eastAsia="zh-CN"/>
+        </w:rPr>
+        <w:t>d</w:t>
+      </w:r>
+      <w:r>
+        <w:rPr>
+          <w:color w:val="000000" w:themeColor="text1"/>
+          <w:sz w:val="16"/>
+          <w:szCs w:val="16"/>
+          <w:lang w:eastAsia="zh-CN"/>
+        </w:rPr>
+        <w:t xml:space="preserve">) </w:t>
+      </w:r>
+      <w:r>
+        <w:rPr>
+          <w:color w:val="000000" w:themeColor="text1"/>
+          <w:sz w:val="16"/>
+          <w:szCs w:val="16"/>
+          <w:lang w:eastAsia="zh-CN"/>
+        </w:rPr>
+        <w:t>IGD</w:t>
+      </w:r>
+      <w:r>
+        <w:rPr>
+          <w:color w:val="000000" w:themeColor="text1"/>
+          <w:sz w:val="16"/>
+          <w:szCs w:val="16"/>
+          <w:lang w:eastAsia="zh-CN"/>
+        </w:rPr>
+        <w:t xml:space="preserve"> values with </w:t>
+      </w:r>
+      <w:r>
+        <w:rPr>
+          <w:color w:val="000000" w:themeColor="text1"/>
+          <w:sz w:val="16"/>
+          <w:szCs w:val="16"/>
+          <w:lang w:eastAsia="zh-CN"/>
+        </w:rPr>
+        <w:t>1.0</w:t>
+      </w:r>
+      <w:r>
+        <w:rPr>
+          <w:color w:val="000000" w:themeColor="text1"/>
+          <w:sz w:val="16"/>
+          <w:szCs w:val="16"/>
+          <w:lang w:eastAsia="zh-CN"/>
+        </w:rPr>
+        <w:t>0-hour optimization</w:t>
+      </w:r>
+    </w:p>
+    <w:p>
+      <w:pPr>
+        <w:jc w:val="center"/>
+        <w:rPr>
+          <w:rFonts w:ascii="Times New Roman" w:eastAsia="宋体" w:hAnsi="Times New Roman" w:cs="Times New Roman"/>
+          <w:color w:val="000000" w:themeColor="text1"/>
+          <w:sz w:val="16"/>
+          <w:szCs w:val="16"/>
+        </w:rPr>
+      </w:pPr>
+      <w:r>
+        <w:rPr>
+          <w:rFonts w:ascii="Times New Roman" w:eastAsia="宋体" w:hAnsi="Times New Roman" w:cs="Times New Roman" w:hint="eastAsia"/>
           <w:color w:val="000000" w:themeColor="text1"/>
           <w:sz w:val="16"/>
           <w:szCs w:val="16"/>
@@ -1368,7 +1781,25 @@
           <w:sz w:val="16"/>
           <w:szCs w:val="16"/>
         </w:rPr>
-        <w:t>igure</w:t>
+        <w:t xml:space="preserve">igure </w:t>
+      </w:r>
+      <w:r>
+        <w:rPr>
+          <w:rFonts w:ascii="Times New Roman" w:eastAsia="宋体" w:hAnsi="Times New Roman" w:cs="Times New Roman"/>
+          <w:color w:val="000000" w:themeColor="text1"/>
+          <w:sz w:val="16"/>
+          <w:szCs w:val="16"/>
+        </w:rPr>
+        <w:t>II</w:t>
+      </w:r>
+      <w:r>
+        <w:rPr>
+          <w:rFonts w:ascii="Times New Roman" w:eastAsia="宋体" w:hAnsi="Times New Roman" w:cs="Times New Roman"/>
+          <w:color w:val="000000" w:themeColor="text1"/>
+          <w:sz w:val="16"/>
+          <w:szCs w:val="16"/>
+        </w:rPr>
+        <w:t>I</w:t>
       </w:r>
       <w:r>
         <w:rPr>
@@ -1386,7 +1817,464 @@
           <w:sz w:val="16"/>
           <w:szCs w:val="16"/>
         </w:rPr>
-        <w:t>II</w:t>
+        <w:t>IGD values of the comparative algorithms in the experiment using small-scale instance</w:t>
+      </w:r>
+    </w:p>
+    <w:p>
+      <w:pPr>
+        <w:rPr>
+          <w:rFonts w:ascii="Times New Roman" w:eastAsia="宋体" w:hAnsi="Times New Roman" w:cs="Times New Roman" w:hint="eastAsia"/>
+          <w:sz w:val="20"/>
+          <w:szCs w:val="20"/>
+        </w:rPr>
+      </w:pPr>
+    </w:p>
+    <w:p>
+      <w:pPr>
+        <w:jc w:val="center"/>
+        <w:rPr>
+          <w:rFonts w:ascii="Times New Roman" w:eastAsia="宋体" w:hAnsi="Times New Roman" w:cs="Times New Roman"/>
+          <w:sz w:val="20"/>
+          <w:szCs w:val="20"/>
+        </w:rPr>
+      </w:pPr>
+      <w:r>
+        <w:rPr>
+          <w:noProof/>
+        </w:rPr>
+        <w:drawing>
+          <wp:inline distT="0" distB="0" distL="0" distR="0" wp14:anchorId="2112DB54" wp14:editId="6B74F41D">
+            <wp:extent cx="2160000" cy="1628791"/>
+            <wp:effectExtent l="0" t="0" r="0" b="0"/>
+            <wp:docPr id="20" name="图片 20"/>
+            <wp:cNvGraphicFramePr>
+              <a:graphicFrameLocks xmlns:a="http://schemas.openxmlformats.org/drawingml/2006/main" noChangeAspect="1"/>
+            </wp:cNvGraphicFramePr>
+            <a:graphic xmlns:a="http://schemas.openxmlformats.org/drawingml/2006/main">
+              <a:graphicData uri="http://schemas.openxmlformats.org/drawingml/2006/picture">
+                <pic:pic xmlns:pic="http://schemas.openxmlformats.org/drawingml/2006/picture">
+                  <pic:nvPicPr>
+                    <pic:cNvPr id="0" name="Picture 9"/>
+                    <pic:cNvPicPr>
+                      <a:picLocks noChangeAspect="1" noChangeArrowheads="1"/>
+                    </pic:cNvPicPr>
+                  </pic:nvPicPr>
+                  <pic:blipFill>
+                    <a:blip r:embed="rId18" cstate="print">
+                      <a:extLst>
+                        <a:ext uri="{28A0092B-C50C-407E-A947-70E740481C1C}">
+                          <a14:useLocalDpi xmlns:a14="http://schemas.microsoft.com/office/drawing/2010/main" val="0"/>
+                        </a:ext>
+                      </a:extLst>
+                    </a:blip>
+                    <a:srcRect/>
+                    <a:stretch>
+                      <a:fillRect/>
+                    </a:stretch>
+                  </pic:blipFill>
+                  <pic:spPr bwMode="auto">
+                    <a:xfrm>
+                      <a:off x="0" y="0"/>
+                      <a:ext cx="2160000" cy="1628791"/>
+                    </a:xfrm>
+                    <a:prstGeom prst="rect">
+                      <a:avLst/>
+                    </a:prstGeom>
+                    <a:noFill/>
+                    <a:ln>
+                      <a:noFill/>
+                    </a:ln>
+                  </pic:spPr>
+                </pic:pic>
+              </a:graphicData>
+            </a:graphic>
+          </wp:inline>
+        </w:drawing>
+      </w:r>
+      <w:r>
+        <w:rPr>
+          <w:noProof/>
+        </w:rPr>
+        <w:drawing>
+          <wp:inline distT="0" distB="0" distL="0" distR="0" wp14:anchorId="00C5EB22" wp14:editId="43DA2EB9">
+            <wp:extent cx="2160000" cy="1628791"/>
+            <wp:effectExtent l="0" t="0" r="0" b="0"/>
+            <wp:docPr id="21" name="图片 21"/>
+            <wp:cNvGraphicFramePr>
+              <a:graphicFrameLocks xmlns:a="http://schemas.openxmlformats.org/drawingml/2006/main" noChangeAspect="1"/>
+            </wp:cNvGraphicFramePr>
+            <a:graphic xmlns:a="http://schemas.openxmlformats.org/drawingml/2006/main">
+              <a:graphicData uri="http://schemas.openxmlformats.org/drawingml/2006/picture">
+                <pic:pic xmlns:pic="http://schemas.openxmlformats.org/drawingml/2006/picture">
+                  <pic:nvPicPr>
+                    <pic:cNvPr id="0" name="Picture 11"/>
+                    <pic:cNvPicPr>
+                      <a:picLocks noChangeAspect="1" noChangeArrowheads="1"/>
+                    </pic:cNvPicPr>
+                  </pic:nvPicPr>
+                  <pic:blipFill>
+                    <a:blip r:embed="rId19" cstate="print">
+                      <a:extLst>
+                        <a:ext uri="{28A0092B-C50C-407E-A947-70E740481C1C}">
+                          <a14:useLocalDpi xmlns:a14="http://schemas.microsoft.com/office/drawing/2010/main" val="0"/>
+                        </a:ext>
+                      </a:extLst>
+                    </a:blip>
+                    <a:srcRect/>
+                    <a:stretch>
+                      <a:fillRect/>
+                    </a:stretch>
+                  </pic:blipFill>
+                  <pic:spPr bwMode="auto">
+                    <a:xfrm>
+                      <a:off x="0" y="0"/>
+                      <a:ext cx="2160000" cy="1628791"/>
+                    </a:xfrm>
+                    <a:prstGeom prst="rect">
+                      <a:avLst/>
+                    </a:prstGeom>
+                    <a:noFill/>
+                    <a:ln>
+                      <a:noFill/>
+                    </a:ln>
+                  </pic:spPr>
+                </pic:pic>
+              </a:graphicData>
+            </a:graphic>
+          </wp:inline>
+        </w:drawing>
+      </w:r>
+    </w:p>
+    <w:p>
+      <w:pPr>
+        <w:jc w:val="center"/>
+        <w:rPr>
+          <w:rFonts w:ascii="Times New Roman" w:eastAsia="宋体" w:hAnsi="Times New Roman" w:cs="Times New Roman" w:hint="eastAsia"/>
+          <w:sz w:val="16"/>
+          <w:szCs w:val="16"/>
+        </w:rPr>
+      </w:pPr>
+      <w:r>
+        <w:rPr>
+          <w:rFonts w:ascii="Times New Roman" w:eastAsia="宋体" w:hAnsi="Times New Roman" w:cs="Times New Roman"/>
+          <w:sz w:val="16"/>
+          <w:szCs w:val="16"/>
+        </w:rPr>
+        <w:t xml:space="preserve">a) </w:t>
+      </w:r>
+      <w:r>
+        <w:rPr>
+          <w:rFonts w:ascii="Times New Roman" w:eastAsia="宋体" w:hAnsi="Times New Roman" w:cs="Times New Roman"/>
+          <w:sz w:val="16"/>
+          <w:szCs w:val="16"/>
+        </w:rPr>
+        <w:t>HV</w:t>
+      </w:r>
+      <w:r>
+        <w:rPr>
+          <w:rFonts w:ascii="Times New Roman" w:eastAsia="宋体" w:hAnsi="Times New Roman" w:cs="Times New Roman"/>
+          <w:sz w:val="16"/>
+          <w:szCs w:val="16"/>
+        </w:rPr>
+        <w:t xml:space="preserve"> values with 0.25-hour optimization         b) </w:t>
+      </w:r>
+      <w:r>
+        <w:rPr>
+          <w:rFonts w:ascii="Times New Roman" w:eastAsia="宋体" w:hAnsi="Times New Roman" w:cs="Times New Roman"/>
+          <w:sz w:val="16"/>
+          <w:szCs w:val="16"/>
+        </w:rPr>
+        <w:t>HV</w:t>
+      </w:r>
+      <w:r>
+        <w:rPr>
+          <w:rFonts w:ascii="Times New Roman" w:eastAsia="宋体" w:hAnsi="Times New Roman" w:cs="Times New Roman"/>
+          <w:sz w:val="16"/>
+          <w:szCs w:val="16"/>
+        </w:rPr>
+        <w:t xml:space="preserve"> values with 0.50-hour optimization</w:t>
+      </w:r>
+    </w:p>
+    <w:p>
+      <w:pPr>
+        <w:jc w:val="center"/>
+        <w:rPr>
+          <w:rFonts w:ascii="Times New Roman" w:eastAsia="宋体" w:hAnsi="Times New Roman" w:cs="Times New Roman"/>
+          <w:sz w:val="20"/>
+          <w:szCs w:val="20"/>
+        </w:rPr>
+      </w:pPr>
+      <w:r>
+        <w:rPr>
+          <w:noProof/>
+        </w:rPr>
+        <w:drawing>
+          <wp:inline distT="0" distB="0" distL="0" distR="0" wp14:anchorId="243F51F7" wp14:editId="2C383F1B">
+            <wp:extent cx="2160000" cy="1628791"/>
+            <wp:effectExtent l="0" t="0" r="0" b="0"/>
+            <wp:docPr id="22" name="图片 22"/>
+            <wp:cNvGraphicFramePr>
+              <a:graphicFrameLocks xmlns:a="http://schemas.openxmlformats.org/drawingml/2006/main" noChangeAspect="1"/>
+            </wp:cNvGraphicFramePr>
+            <a:graphic xmlns:a="http://schemas.openxmlformats.org/drawingml/2006/main">
+              <a:graphicData uri="http://schemas.openxmlformats.org/drawingml/2006/picture">
+                <pic:pic xmlns:pic="http://schemas.openxmlformats.org/drawingml/2006/picture">
+                  <pic:nvPicPr>
+                    <pic:cNvPr id="0" name="Picture 13"/>
+                    <pic:cNvPicPr>
+                      <a:picLocks noChangeAspect="1" noChangeArrowheads="1"/>
+                    </pic:cNvPicPr>
+                  </pic:nvPicPr>
+                  <pic:blipFill>
+                    <a:blip r:embed="rId20" cstate="print">
+                      <a:extLst>
+                        <a:ext uri="{28A0092B-C50C-407E-A947-70E740481C1C}">
+                          <a14:useLocalDpi xmlns:a14="http://schemas.microsoft.com/office/drawing/2010/main" val="0"/>
+                        </a:ext>
+                      </a:extLst>
+                    </a:blip>
+                    <a:srcRect/>
+                    <a:stretch>
+                      <a:fillRect/>
+                    </a:stretch>
+                  </pic:blipFill>
+                  <pic:spPr bwMode="auto">
+                    <a:xfrm>
+                      <a:off x="0" y="0"/>
+                      <a:ext cx="2160000" cy="1628791"/>
+                    </a:xfrm>
+                    <a:prstGeom prst="rect">
+                      <a:avLst/>
+                    </a:prstGeom>
+                    <a:noFill/>
+                    <a:ln>
+                      <a:noFill/>
+                    </a:ln>
+                  </pic:spPr>
+                </pic:pic>
+              </a:graphicData>
+            </a:graphic>
+          </wp:inline>
+        </w:drawing>
+      </w:r>
+      <w:r>
+        <w:rPr>
+          <w:noProof/>
+        </w:rPr>
+        <w:drawing>
+          <wp:inline distT="0" distB="0" distL="0" distR="0" wp14:anchorId="04D9C880" wp14:editId="31ED9A3D">
+            <wp:extent cx="2160000" cy="1628791"/>
+            <wp:effectExtent l="0" t="0" r="0" b="0"/>
+            <wp:docPr id="23" name="图片 23"/>
+            <wp:cNvGraphicFramePr>
+              <a:graphicFrameLocks xmlns:a="http://schemas.openxmlformats.org/drawingml/2006/main" noChangeAspect="1"/>
+            </wp:cNvGraphicFramePr>
+            <a:graphic xmlns:a="http://schemas.openxmlformats.org/drawingml/2006/main">
+              <a:graphicData uri="http://schemas.openxmlformats.org/drawingml/2006/picture">
+                <pic:pic xmlns:pic="http://schemas.openxmlformats.org/drawingml/2006/picture">
+                  <pic:nvPicPr>
+                    <pic:cNvPr id="0" name="Picture 15"/>
+                    <pic:cNvPicPr>
+                      <a:picLocks noChangeAspect="1" noChangeArrowheads="1"/>
+                    </pic:cNvPicPr>
+                  </pic:nvPicPr>
+                  <pic:blipFill>
+                    <a:blip r:embed="rId21" cstate="print">
+                      <a:extLst>
+                        <a:ext uri="{28A0092B-C50C-407E-A947-70E740481C1C}">
+                          <a14:useLocalDpi xmlns:a14="http://schemas.microsoft.com/office/drawing/2010/main" val="0"/>
+                        </a:ext>
+                      </a:extLst>
+                    </a:blip>
+                    <a:srcRect/>
+                    <a:stretch>
+                      <a:fillRect/>
+                    </a:stretch>
+                  </pic:blipFill>
+                  <pic:spPr bwMode="auto">
+                    <a:xfrm>
+                      <a:off x="0" y="0"/>
+                      <a:ext cx="2160000" cy="1628791"/>
+                    </a:xfrm>
+                    <a:prstGeom prst="rect">
+                      <a:avLst/>
+                    </a:prstGeom>
+                    <a:noFill/>
+                    <a:ln>
+                      <a:noFill/>
+                    </a:ln>
+                  </pic:spPr>
+                </pic:pic>
+              </a:graphicData>
+            </a:graphic>
+          </wp:inline>
+        </w:drawing>
+      </w:r>
+    </w:p>
+    <w:p>
+      <w:pPr>
+        <w:pStyle w:val="Text"/>
+        <w:snapToGrid w:val="0"/>
+        <w:ind w:firstLine="0"/>
+        <w:jc w:val="center"/>
+        <w:rPr>
+          <w:color w:val="000000" w:themeColor="text1"/>
+          <w:sz w:val="16"/>
+          <w:szCs w:val="16"/>
+          <w:lang w:eastAsia="zh-CN"/>
+        </w:rPr>
+      </w:pPr>
+      <w:r>
+        <w:rPr>
+          <w:color w:val="000000" w:themeColor="text1"/>
+          <w:sz w:val="16"/>
+          <w:szCs w:val="16"/>
+          <w:lang w:eastAsia="zh-CN"/>
+        </w:rPr>
+        <w:t>c</w:t>
+      </w:r>
+      <w:r>
+        <w:rPr>
+          <w:color w:val="000000" w:themeColor="text1"/>
+          <w:sz w:val="16"/>
+          <w:szCs w:val="16"/>
+          <w:lang w:eastAsia="zh-CN"/>
+        </w:rPr>
+        <w:t xml:space="preserve">) </w:t>
+      </w:r>
+      <w:r>
+        <w:rPr>
+          <w:rFonts w:eastAsia="宋体"/>
+          <w:sz w:val="16"/>
+          <w:szCs w:val="16"/>
+        </w:rPr>
+        <w:t>HV</w:t>
+      </w:r>
+      <w:r>
+        <w:rPr>
+          <w:color w:val="000000" w:themeColor="text1"/>
+          <w:sz w:val="16"/>
+          <w:szCs w:val="16"/>
+          <w:lang w:eastAsia="zh-CN"/>
+        </w:rPr>
+        <w:t xml:space="preserve"> values with 0.</w:t>
+      </w:r>
+      <w:r>
+        <w:rPr>
+          <w:color w:val="000000" w:themeColor="text1"/>
+          <w:sz w:val="16"/>
+          <w:szCs w:val="16"/>
+          <w:lang w:eastAsia="zh-CN"/>
+        </w:rPr>
+        <w:t>7</w:t>
+      </w:r>
+      <w:r>
+        <w:rPr>
+          <w:color w:val="000000" w:themeColor="text1"/>
+          <w:sz w:val="16"/>
+          <w:szCs w:val="16"/>
+          <w:lang w:eastAsia="zh-CN"/>
+        </w:rPr>
+        <w:t xml:space="preserve">5-hour optimization           </w:t>
+      </w:r>
+      <w:r>
+        <w:rPr>
+          <w:color w:val="000000" w:themeColor="text1"/>
+          <w:sz w:val="16"/>
+          <w:szCs w:val="16"/>
+          <w:lang w:eastAsia="zh-CN"/>
+        </w:rPr>
+        <w:t>d</w:t>
+      </w:r>
+      <w:r>
+        <w:rPr>
+          <w:color w:val="000000" w:themeColor="text1"/>
+          <w:sz w:val="16"/>
+          <w:szCs w:val="16"/>
+          <w:lang w:eastAsia="zh-CN"/>
+        </w:rPr>
+        <w:t xml:space="preserve">) </w:t>
+      </w:r>
+      <w:r>
+        <w:rPr>
+          <w:rFonts w:eastAsia="宋体"/>
+          <w:sz w:val="16"/>
+          <w:szCs w:val="16"/>
+        </w:rPr>
+        <w:t>HV</w:t>
+      </w:r>
+      <w:r>
+        <w:rPr>
+          <w:color w:val="000000" w:themeColor="text1"/>
+          <w:sz w:val="16"/>
+          <w:szCs w:val="16"/>
+          <w:lang w:eastAsia="zh-CN"/>
+        </w:rPr>
+        <w:t xml:space="preserve"> values with </w:t>
+      </w:r>
+      <w:r>
+        <w:rPr>
+          <w:color w:val="000000" w:themeColor="text1"/>
+          <w:sz w:val="16"/>
+          <w:szCs w:val="16"/>
+          <w:lang w:eastAsia="zh-CN"/>
+        </w:rPr>
+        <w:t>1.0</w:t>
+      </w:r>
+      <w:r>
+        <w:rPr>
+          <w:color w:val="000000" w:themeColor="text1"/>
+          <w:sz w:val="16"/>
+          <w:szCs w:val="16"/>
+          <w:lang w:eastAsia="zh-CN"/>
+        </w:rPr>
+        <w:t>0-hour optimization</w:t>
+      </w:r>
+    </w:p>
+    <w:p>
+      <w:pPr>
+        <w:jc w:val="center"/>
+        <w:rPr>
+          <w:rFonts w:ascii="Times New Roman" w:eastAsia="宋体" w:hAnsi="Times New Roman" w:cs="Times New Roman"/>
+          <w:sz w:val="20"/>
+          <w:szCs w:val="20"/>
+        </w:rPr>
+      </w:pPr>
+      <w:r>
+        <w:rPr>
+          <w:rFonts w:ascii="Times New Roman" w:eastAsia="宋体" w:hAnsi="Times New Roman" w:cs="Times New Roman" w:hint="eastAsia"/>
+          <w:color w:val="000000" w:themeColor="text1"/>
+          <w:sz w:val="16"/>
+          <w:szCs w:val="16"/>
+        </w:rPr>
+        <w:t>F</w:t>
+      </w:r>
+      <w:r>
+        <w:rPr>
+          <w:rFonts w:ascii="Times New Roman" w:eastAsia="宋体" w:hAnsi="Times New Roman" w:cs="Times New Roman"/>
+          <w:color w:val="000000" w:themeColor="text1"/>
+          <w:sz w:val="16"/>
+          <w:szCs w:val="16"/>
+        </w:rPr>
+        <w:t xml:space="preserve">igure </w:t>
+      </w:r>
+      <w:r>
+        <w:rPr>
+          <w:rFonts w:ascii="Times New Roman" w:eastAsia="宋体" w:hAnsi="Times New Roman" w:cs="Times New Roman"/>
+          <w:color w:val="000000" w:themeColor="text1"/>
+          <w:sz w:val="16"/>
+          <w:szCs w:val="16"/>
+        </w:rPr>
+        <w:t>I</w:t>
+      </w:r>
+      <w:r>
+        <w:rPr>
+          <w:rFonts w:ascii="Times New Roman" w:eastAsia="宋体" w:hAnsi="Times New Roman" w:cs="Times New Roman"/>
+          <w:color w:val="000000" w:themeColor="text1"/>
+          <w:sz w:val="16"/>
+          <w:szCs w:val="16"/>
+        </w:rPr>
+        <w:t>V</w:t>
       </w:r>
       <w:r>
         <w:rPr>
@@ -1404,16 +2292,1885 @@
           <w:sz w:val="16"/>
           <w:szCs w:val="16"/>
         </w:rPr>
-        <w:t>HV values of the comparative algorithms</w:t>
-      </w:r>
-    </w:p>
-    <w:p/>
+        <w:t>IGD values of the comparative algorithms in the experiment using small-scale instance</w:t>
+      </w:r>
+    </w:p>
     <w:p>
       <w:pPr>
+        <w:ind w:firstLine="420"/>
+        <w:jc w:val="center"/>
+        <w:rPr>
+          <w:rFonts w:ascii="Times New Roman" w:eastAsia="宋体" w:hAnsi="Times New Roman" w:cs="Times New Roman"/>
+          <w:sz w:val="20"/>
+          <w:szCs w:val="20"/>
+        </w:rPr>
+      </w:pPr>
+    </w:p>
+    <w:p>
+      <w:pPr>
+        <w:ind w:firstLine="420"/>
+        <w:rPr>
+          <w:rFonts w:ascii="Times New Roman" w:eastAsia="宋体" w:hAnsi="Times New Roman" w:cs="Times New Roman" w:hint="eastAsia"/>
+          <w:sz w:val="20"/>
+          <w:szCs w:val="20"/>
+        </w:rPr>
+      </w:pPr>
+      <w:r>
+        <w:rPr>
+          <w:rFonts w:ascii="Times New Roman" w:eastAsia="宋体" w:hAnsi="Times New Roman" w:cs="Times New Roman"/>
+          <w:sz w:val="20"/>
+          <w:szCs w:val="20"/>
+        </w:rPr>
+        <w:lastRenderedPageBreak/>
+        <w:t xml:space="preserve">(2) IGD and HV values </w:t>
+      </w:r>
+      <w:r>
+        <w:rPr>
+          <w:rFonts w:ascii="Times New Roman" w:eastAsia="宋体" w:hAnsi="Times New Roman" w:cs="Times New Roman"/>
+          <w:sz w:val="20"/>
+          <w:szCs w:val="20"/>
+        </w:rPr>
+        <w:t xml:space="preserve">of the comparative algorithms in the experiment using </w:t>
+      </w:r>
+      <w:r>
+        <w:rPr>
+          <w:rFonts w:ascii="Times New Roman" w:eastAsia="宋体" w:hAnsi="Times New Roman" w:cs="Times New Roman"/>
+          <w:sz w:val="20"/>
+          <w:szCs w:val="20"/>
+        </w:rPr>
+        <w:t>medium</w:t>
+      </w:r>
+      <w:r>
+        <w:rPr>
+          <w:rFonts w:ascii="Times New Roman" w:eastAsia="宋体" w:hAnsi="Times New Roman" w:cs="Times New Roman"/>
+          <w:sz w:val="20"/>
+          <w:szCs w:val="20"/>
+        </w:rPr>
+        <w:t>-scale instance</w:t>
+      </w:r>
+    </w:p>
+    <w:p>
+      <w:pPr>
+        <w:jc w:val="center"/>
+      </w:pPr>
+      <w:r>
+        <w:rPr>
+          <w:noProof/>
+        </w:rPr>
+        <w:drawing>
+          <wp:inline distT="0" distB="0" distL="0" distR="0" wp14:anchorId="0342D16F" wp14:editId="35693670">
+            <wp:extent cx="2160000" cy="1650948"/>
+            <wp:effectExtent l="0" t="0" r="0" b="6985"/>
+            <wp:docPr id="24" name="图片 24"/>
+            <wp:cNvGraphicFramePr>
+              <a:graphicFrameLocks xmlns:a="http://schemas.openxmlformats.org/drawingml/2006/main" noChangeAspect="1"/>
+            </wp:cNvGraphicFramePr>
+            <a:graphic xmlns:a="http://schemas.openxmlformats.org/drawingml/2006/main">
+              <a:graphicData uri="http://schemas.openxmlformats.org/drawingml/2006/picture">
+                <pic:pic xmlns:pic="http://schemas.openxmlformats.org/drawingml/2006/picture">
+                  <pic:nvPicPr>
+                    <pic:cNvPr id="0" name="Picture 17"/>
+                    <pic:cNvPicPr>
+                      <a:picLocks noChangeAspect="1" noChangeArrowheads="1"/>
+                    </pic:cNvPicPr>
+                  </pic:nvPicPr>
+                  <pic:blipFill>
+                    <a:blip r:embed="rId22" cstate="print">
+                      <a:extLst>
+                        <a:ext uri="{28A0092B-C50C-407E-A947-70E740481C1C}">
+                          <a14:useLocalDpi xmlns:a14="http://schemas.microsoft.com/office/drawing/2010/main" val="0"/>
+                        </a:ext>
+                      </a:extLst>
+                    </a:blip>
+                    <a:srcRect/>
+                    <a:stretch>
+                      <a:fillRect/>
+                    </a:stretch>
+                  </pic:blipFill>
+                  <pic:spPr bwMode="auto">
+                    <a:xfrm>
+                      <a:off x="0" y="0"/>
+                      <a:ext cx="2160000" cy="1650948"/>
+                    </a:xfrm>
+                    <a:prstGeom prst="rect">
+                      <a:avLst/>
+                    </a:prstGeom>
+                    <a:noFill/>
+                    <a:ln>
+                      <a:noFill/>
+                    </a:ln>
+                  </pic:spPr>
+                </pic:pic>
+              </a:graphicData>
+            </a:graphic>
+          </wp:inline>
+        </w:drawing>
+      </w:r>
+      <w:r>
+        <w:rPr>
+          <w:noProof/>
+        </w:rPr>
+        <w:drawing>
+          <wp:inline distT="0" distB="0" distL="0" distR="0" wp14:anchorId="205A397D" wp14:editId="405C2FE0">
+            <wp:extent cx="2160000" cy="1650948"/>
+            <wp:effectExtent l="0" t="0" r="0" b="6985"/>
+            <wp:docPr id="25" name="图片 25"/>
+            <wp:cNvGraphicFramePr>
+              <a:graphicFrameLocks xmlns:a="http://schemas.openxmlformats.org/drawingml/2006/main" noChangeAspect="1"/>
+            </wp:cNvGraphicFramePr>
+            <a:graphic xmlns:a="http://schemas.openxmlformats.org/drawingml/2006/main">
+              <a:graphicData uri="http://schemas.openxmlformats.org/drawingml/2006/picture">
+                <pic:pic xmlns:pic="http://schemas.openxmlformats.org/drawingml/2006/picture">
+                  <pic:nvPicPr>
+                    <pic:cNvPr id="0" name="Picture 19"/>
+                    <pic:cNvPicPr>
+                      <a:picLocks noChangeAspect="1" noChangeArrowheads="1"/>
+                    </pic:cNvPicPr>
+                  </pic:nvPicPr>
+                  <pic:blipFill>
+                    <a:blip r:embed="rId23" cstate="print">
+                      <a:extLst>
+                        <a:ext uri="{28A0092B-C50C-407E-A947-70E740481C1C}">
+                          <a14:useLocalDpi xmlns:a14="http://schemas.microsoft.com/office/drawing/2010/main" val="0"/>
+                        </a:ext>
+                      </a:extLst>
+                    </a:blip>
+                    <a:srcRect/>
+                    <a:stretch>
+                      <a:fillRect/>
+                    </a:stretch>
+                  </pic:blipFill>
+                  <pic:spPr bwMode="auto">
+                    <a:xfrm>
+                      <a:off x="0" y="0"/>
+                      <a:ext cx="2160000" cy="1650948"/>
+                    </a:xfrm>
+                    <a:prstGeom prst="rect">
+                      <a:avLst/>
+                    </a:prstGeom>
+                    <a:noFill/>
+                    <a:ln>
+                      <a:noFill/>
+                    </a:ln>
+                  </pic:spPr>
+                </pic:pic>
+              </a:graphicData>
+            </a:graphic>
+          </wp:inline>
+        </w:drawing>
+      </w:r>
+    </w:p>
+    <w:p>
+      <w:pPr>
+        <w:jc w:val="center"/>
+        <w:rPr>
+          <w:rFonts w:ascii="Times New Roman" w:eastAsia="宋体" w:hAnsi="Times New Roman" w:cs="Times New Roman" w:hint="eastAsia"/>
+          <w:sz w:val="16"/>
+          <w:szCs w:val="16"/>
+        </w:rPr>
+      </w:pPr>
+      <w:r>
+        <w:rPr>
+          <w:rFonts w:ascii="Times New Roman" w:eastAsia="宋体" w:hAnsi="Times New Roman" w:cs="Times New Roman"/>
+          <w:sz w:val="16"/>
+          <w:szCs w:val="16"/>
+        </w:rPr>
+        <w:t>a) IGD values with 0.25-hour optimization         b) IGD values with 0.50-hour optimization</w:t>
+      </w:r>
+    </w:p>
+    <w:p>
+      <w:pPr>
+        <w:jc w:val="center"/>
+      </w:pPr>
+      <w:r>
+        <w:rPr>
+          <w:noProof/>
+        </w:rPr>
+        <w:drawing>
+          <wp:inline distT="0" distB="0" distL="0" distR="0" wp14:anchorId="2BA57872" wp14:editId="060A7F9D">
+            <wp:extent cx="2160000" cy="1650948"/>
+            <wp:effectExtent l="0" t="0" r="0" b="6985"/>
+            <wp:docPr id="26" name="图片 26"/>
+            <wp:cNvGraphicFramePr>
+              <a:graphicFrameLocks xmlns:a="http://schemas.openxmlformats.org/drawingml/2006/main" noChangeAspect="1"/>
+            </wp:cNvGraphicFramePr>
+            <a:graphic xmlns:a="http://schemas.openxmlformats.org/drawingml/2006/main">
+              <a:graphicData uri="http://schemas.openxmlformats.org/drawingml/2006/picture">
+                <pic:pic xmlns:pic="http://schemas.openxmlformats.org/drawingml/2006/picture">
+                  <pic:nvPicPr>
+                    <pic:cNvPr id="0" name="Picture 21"/>
+                    <pic:cNvPicPr>
+                      <a:picLocks noChangeAspect="1" noChangeArrowheads="1"/>
+                    </pic:cNvPicPr>
+                  </pic:nvPicPr>
+                  <pic:blipFill>
+                    <a:blip r:embed="rId24" cstate="print">
+                      <a:extLst>
+                        <a:ext uri="{28A0092B-C50C-407E-A947-70E740481C1C}">
+                          <a14:useLocalDpi xmlns:a14="http://schemas.microsoft.com/office/drawing/2010/main" val="0"/>
+                        </a:ext>
+                      </a:extLst>
+                    </a:blip>
+                    <a:srcRect/>
+                    <a:stretch>
+                      <a:fillRect/>
+                    </a:stretch>
+                  </pic:blipFill>
+                  <pic:spPr bwMode="auto">
+                    <a:xfrm>
+                      <a:off x="0" y="0"/>
+                      <a:ext cx="2160000" cy="1650948"/>
+                    </a:xfrm>
+                    <a:prstGeom prst="rect">
+                      <a:avLst/>
+                    </a:prstGeom>
+                    <a:noFill/>
+                    <a:ln>
+                      <a:noFill/>
+                    </a:ln>
+                  </pic:spPr>
+                </pic:pic>
+              </a:graphicData>
+            </a:graphic>
+          </wp:inline>
+        </w:drawing>
+      </w:r>
+      <w:r>
+        <w:rPr>
+          <w:noProof/>
+        </w:rPr>
+        <w:drawing>
+          <wp:inline distT="0" distB="0" distL="0" distR="0" wp14:anchorId="5BCE677A" wp14:editId="18648B10">
+            <wp:extent cx="2160000" cy="1650948"/>
+            <wp:effectExtent l="0" t="0" r="0" b="6985"/>
+            <wp:docPr id="27" name="图片 27"/>
+            <wp:cNvGraphicFramePr>
+              <a:graphicFrameLocks xmlns:a="http://schemas.openxmlformats.org/drawingml/2006/main" noChangeAspect="1"/>
+            </wp:cNvGraphicFramePr>
+            <a:graphic xmlns:a="http://schemas.openxmlformats.org/drawingml/2006/main">
+              <a:graphicData uri="http://schemas.openxmlformats.org/drawingml/2006/picture">
+                <pic:pic xmlns:pic="http://schemas.openxmlformats.org/drawingml/2006/picture">
+                  <pic:nvPicPr>
+                    <pic:cNvPr id="0" name="Picture 23"/>
+                    <pic:cNvPicPr>
+                      <a:picLocks noChangeAspect="1" noChangeArrowheads="1"/>
+                    </pic:cNvPicPr>
+                  </pic:nvPicPr>
+                  <pic:blipFill>
+                    <a:blip r:embed="rId25" cstate="print">
+                      <a:extLst>
+                        <a:ext uri="{28A0092B-C50C-407E-A947-70E740481C1C}">
+                          <a14:useLocalDpi xmlns:a14="http://schemas.microsoft.com/office/drawing/2010/main" val="0"/>
+                        </a:ext>
+                      </a:extLst>
+                    </a:blip>
+                    <a:srcRect/>
+                    <a:stretch>
+                      <a:fillRect/>
+                    </a:stretch>
+                  </pic:blipFill>
+                  <pic:spPr bwMode="auto">
+                    <a:xfrm>
+                      <a:off x="0" y="0"/>
+                      <a:ext cx="2160000" cy="1650948"/>
+                    </a:xfrm>
+                    <a:prstGeom prst="rect">
+                      <a:avLst/>
+                    </a:prstGeom>
+                    <a:noFill/>
+                    <a:ln>
+                      <a:noFill/>
+                    </a:ln>
+                  </pic:spPr>
+                </pic:pic>
+              </a:graphicData>
+            </a:graphic>
+          </wp:inline>
+        </w:drawing>
+      </w:r>
+    </w:p>
+    <w:p>
+      <w:pPr>
+        <w:pStyle w:val="Text"/>
+        <w:snapToGrid w:val="0"/>
+        <w:ind w:firstLine="0"/>
+        <w:jc w:val="center"/>
+        <w:rPr>
+          <w:color w:val="000000" w:themeColor="text1"/>
+          <w:sz w:val="16"/>
+          <w:szCs w:val="16"/>
+          <w:lang w:eastAsia="zh-CN"/>
+        </w:rPr>
+      </w:pPr>
+      <w:r>
+        <w:rPr>
+          <w:color w:val="000000" w:themeColor="text1"/>
+          <w:sz w:val="16"/>
+          <w:szCs w:val="16"/>
+          <w:lang w:eastAsia="zh-CN"/>
+        </w:rPr>
+        <w:t>c</w:t>
+      </w:r>
+      <w:r>
+        <w:rPr>
+          <w:color w:val="000000" w:themeColor="text1"/>
+          <w:sz w:val="16"/>
+          <w:szCs w:val="16"/>
+          <w:lang w:eastAsia="zh-CN"/>
+        </w:rPr>
+        <w:t xml:space="preserve">) </w:t>
+      </w:r>
+      <w:r>
+        <w:rPr>
+          <w:color w:val="000000" w:themeColor="text1"/>
+          <w:sz w:val="16"/>
+          <w:szCs w:val="16"/>
+          <w:lang w:eastAsia="zh-CN"/>
+        </w:rPr>
+        <w:t>IGD</w:t>
+      </w:r>
+      <w:r>
+        <w:rPr>
+          <w:color w:val="000000" w:themeColor="text1"/>
+          <w:sz w:val="16"/>
+          <w:szCs w:val="16"/>
+          <w:lang w:eastAsia="zh-CN"/>
+        </w:rPr>
+        <w:t xml:space="preserve"> values with 0.</w:t>
+      </w:r>
+      <w:r>
+        <w:rPr>
+          <w:color w:val="000000" w:themeColor="text1"/>
+          <w:sz w:val="16"/>
+          <w:szCs w:val="16"/>
+          <w:lang w:eastAsia="zh-CN"/>
+        </w:rPr>
+        <w:t>7</w:t>
+      </w:r>
+      <w:r>
+        <w:rPr>
+          <w:color w:val="000000" w:themeColor="text1"/>
+          <w:sz w:val="16"/>
+          <w:szCs w:val="16"/>
+          <w:lang w:eastAsia="zh-CN"/>
+        </w:rPr>
+        <w:t xml:space="preserve">5-hour optimization           </w:t>
+      </w:r>
+      <w:r>
+        <w:rPr>
+          <w:color w:val="000000" w:themeColor="text1"/>
+          <w:sz w:val="16"/>
+          <w:szCs w:val="16"/>
+          <w:lang w:eastAsia="zh-CN"/>
+        </w:rPr>
+        <w:t>d</w:t>
+      </w:r>
+      <w:r>
+        <w:rPr>
+          <w:color w:val="000000" w:themeColor="text1"/>
+          <w:sz w:val="16"/>
+          <w:szCs w:val="16"/>
+          <w:lang w:eastAsia="zh-CN"/>
+        </w:rPr>
+        <w:t xml:space="preserve">) </w:t>
+      </w:r>
+      <w:r>
+        <w:rPr>
+          <w:color w:val="000000" w:themeColor="text1"/>
+          <w:sz w:val="16"/>
+          <w:szCs w:val="16"/>
+          <w:lang w:eastAsia="zh-CN"/>
+        </w:rPr>
+        <w:t>IGD</w:t>
+      </w:r>
+      <w:r>
+        <w:rPr>
+          <w:color w:val="000000" w:themeColor="text1"/>
+          <w:sz w:val="16"/>
+          <w:szCs w:val="16"/>
+          <w:lang w:eastAsia="zh-CN"/>
+        </w:rPr>
+        <w:t xml:space="preserve"> values with </w:t>
+      </w:r>
+      <w:r>
+        <w:rPr>
+          <w:color w:val="000000" w:themeColor="text1"/>
+          <w:sz w:val="16"/>
+          <w:szCs w:val="16"/>
+          <w:lang w:eastAsia="zh-CN"/>
+        </w:rPr>
+        <w:t>1.0</w:t>
+      </w:r>
+      <w:r>
+        <w:rPr>
+          <w:color w:val="000000" w:themeColor="text1"/>
+          <w:sz w:val="16"/>
+          <w:szCs w:val="16"/>
+          <w:lang w:eastAsia="zh-CN"/>
+        </w:rPr>
+        <w:t>0-hour optimization</w:t>
+      </w:r>
+    </w:p>
+    <w:p>
+      <w:pPr>
+        <w:jc w:val="center"/>
+        <w:rPr>
+          <w:rFonts w:ascii="Times New Roman" w:eastAsia="宋体" w:hAnsi="Times New Roman" w:cs="Times New Roman"/>
+          <w:color w:val="000000" w:themeColor="text1"/>
+          <w:sz w:val="16"/>
+          <w:szCs w:val="16"/>
+        </w:rPr>
+      </w:pPr>
+      <w:r>
+        <w:rPr>
+          <w:rFonts w:ascii="Times New Roman" w:eastAsia="宋体" w:hAnsi="Times New Roman" w:cs="Times New Roman" w:hint="eastAsia"/>
+          <w:color w:val="000000" w:themeColor="text1"/>
+          <w:sz w:val="16"/>
+          <w:szCs w:val="16"/>
+        </w:rPr>
+        <w:t>F</w:t>
+      </w:r>
+      <w:r>
+        <w:rPr>
+          <w:rFonts w:ascii="Times New Roman" w:eastAsia="宋体" w:hAnsi="Times New Roman" w:cs="Times New Roman"/>
+          <w:color w:val="000000" w:themeColor="text1"/>
+          <w:sz w:val="16"/>
+          <w:szCs w:val="16"/>
+        </w:rPr>
+        <w:t xml:space="preserve">igure </w:t>
+      </w:r>
+      <w:r>
+        <w:rPr>
+          <w:rFonts w:ascii="Times New Roman" w:eastAsia="宋体" w:hAnsi="Times New Roman" w:cs="Times New Roman"/>
+          <w:color w:val="000000" w:themeColor="text1"/>
+          <w:sz w:val="16"/>
+          <w:szCs w:val="16"/>
+        </w:rPr>
+        <w:t>V</w:t>
+      </w:r>
+      <w:r>
+        <w:rPr>
+          <w:rFonts w:ascii="Times New Roman" w:eastAsia="宋体" w:hAnsi="Times New Roman" w:cs="Times New Roman"/>
+          <w:color w:val="000000" w:themeColor="text1"/>
+          <w:sz w:val="16"/>
+          <w:szCs w:val="16"/>
+        </w:rPr>
+        <w:t xml:space="preserve"> </w:t>
+      </w:r>
+      <w:r>
+        <w:rPr>
+          <w:rFonts w:ascii="Times New Roman" w:eastAsia="宋体" w:hAnsi="Times New Roman" w:cs="Times New Roman"/>
+          <w:color w:val="000000" w:themeColor="text1"/>
+          <w:sz w:val="16"/>
+          <w:szCs w:val="16"/>
+        </w:rPr>
+        <w:t>IGD values of the comparative algorithms</w:t>
+      </w:r>
+    </w:p>
+    <w:p>
+      <w:pPr>
+        <w:ind w:firstLine="420"/>
         <w:rPr>
           <w:rFonts w:hint="eastAsia"/>
         </w:rPr>
       </w:pPr>
+    </w:p>
+    <w:p>
+      <w:pPr>
+        <w:ind w:firstLine="420"/>
+        <w:rPr>
+          <w:rFonts w:ascii="Times New Roman" w:eastAsia="宋体" w:hAnsi="Times New Roman" w:cs="Times New Roman"/>
+          <w:sz w:val="20"/>
+          <w:szCs w:val="20"/>
+        </w:rPr>
+      </w:pPr>
+      <w:r>
+        <w:rPr>
+          <w:rFonts w:ascii="Times New Roman" w:eastAsia="宋体" w:hAnsi="Times New Roman" w:cs="Times New Roman"/>
+          <w:sz w:val="20"/>
+          <w:szCs w:val="20"/>
+        </w:rPr>
+        <w:t xml:space="preserve">(3) IGD and HV values </w:t>
+      </w:r>
+      <w:r>
+        <w:rPr>
+          <w:rFonts w:ascii="Times New Roman" w:eastAsia="宋体" w:hAnsi="Times New Roman" w:cs="Times New Roman"/>
+          <w:sz w:val="20"/>
+          <w:szCs w:val="20"/>
+        </w:rPr>
+        <w:t xml:space="preserve">of the comparative algorithms in the experiment using </w:t>
+      </w:r>
+      <w:r>
+        <w:rPr>
+          <w:rFonts w:ascii="Times New Roman" w:eastAsia="宋体" w:hAnsi="Times New Roman" w:cs="Times New Roman"/>
+          <w:sz w:val="20"/>
+          <w:szCs w:val="20"/>
+        </w:rPr>
+        <w:t>large</w:t>
+      </w:r>
+      <w:r>
+        <w:rPr>
+          <w:rFonts w:ascii="Times New Roman" w:eastAsia="宋体" w:hAnsi="Times New Roman" w:cs="Times New Roman"/>
+          <w:sz w:val="20"/>
+          <w:szCs w:val="20"/>
+        </w:rPr>
+        <w:t>-scale instance</w:t>
+      </w:r>
+    </w:p>
+    <w:p>
+      <w:pPr>
+        <w:ind w:firstLine="420"/>
+      </w:pPr>
+      <w:r>
+        <w:rPr>
+          <w:noProof/>
+        </w:rPr>
+        <w:drawing>
+          <wp:inline distT="0" distB="0" distL="0" distR="0" wp14:anchorId="6437B330" wp14:editId="47E21220">
+            <wp:extent cx="2160000" cy="1628791"/>
+            <wp:effectExtent l="0" t="0" r="0" b="0"/>
+            <wp:docPr id="28" name="图片 28"/>
+            <wp:cNvGraphicFramePr>
+              <a:graphicFrameLocks xmlns:a="http://schemas.openxmlformats.org/drawingml/2006/main" noChangeAspect="1"/>
+            </wp:cNvGraphicFramePr>
+            <a:graphic xmlns:a="http://schemas.openxmlformats.org/drawingml/2006/main">
+              <a:graphicData uri="http://schemas.openxmlformats.org/drawingml/2006/picture">
+                <pic:pic xmlns:pic="http://schemas.openxmlformats.org/drawingml/2006/picture">
+                  <pic:nvPicPr>
+                    <pic:cNvPr id="0" name="Picture 25"/>
+                    <pic:cNvPicPr>
+                      <a:picLocks noChangeAspect="1" noChangeArrowheads="1"/>
+                    </pic:cNvPicPr>
+                  </pic:nvPicPr>
+                  <pic:blipFill>
+                    <a:blip r:embed="rId26" cstate="print">
+                      <a:extLst>
+                        <a:ext uri="{28A0092B-C50C-407E-A947-70E740481C1C}">
+                          <a14:useLocalDpi xmlns:a14="http://schemas.microsoft.com/office/drawing/2010/main" val="0"/>
+                        </a:ext>
+                      </a:extLst>
+                    </a:blip>
+                    <a:srcRect/>
+                    <a:stretch>
+                      <a:fillRect/>
+                    </a:stretch>
+                  </pic:blipFill>
+                  <pic:spPr bwMode="auto">
+                    <a:xfrm>
+                      <a:off x="0" y="0"/>
+                      <a:ext cx="2160000" cy="1628791"/>
+                    </a:xfrm>
+                    <a:prstGeom prst="rect">
+                      <a:avLst/>
+                    </a:prstGeom>
+                    <a:noFill/>
+                    <a:ln>
+                      <a:noFill/>
+                    </a:ln>
+                  </pic:spPr>
+                </pic:pic>
+              </a:graphicData>
+            </a:graphic>
+          </wp:inline>
+        </w:drawing>
+      </w:r>
+      <w:r>
+        <w:t xml:space="preserve"> </w:t>
+      </w:r>
+      <w:r>
+        <w:rPr>
+          <w:noProof/>
+        </w:rPr>
+        <w:drawing>
+          <wp:inline distT="0" distB="0" distL="0" distR="0" wp14:anchorId="46DE3FB9" wp14:editId="573F7DD6">
+            <wp:extent cx="2160000" cy="1628791"/>
+            <wp:effectExtent l="0" t="0" r="0" b="0"/>
+            <wp:docPr id="29" name="图片 29"/>
+            <wp:cNvGraphicFramePr>
+              <a:graphicFrameLocks xmlns:a="http://schemas.openxmlformats.org/drawingml/2006/main" noChangeAspect="1"/>
+            </wp:cNvGraphicFramePr>
+            <a:graphic xmlns:a="http://schemas.openxmlformats.org/drawingml/2006/main">
+              <a:graphicData uri="http://schemas.openxmlformats.org/drawingml/2006/picture">
+                <pic:pic xmlns:pic="http://schemas.openxmlformats.org/drawingml/2006/picture">
+                  <pic:nvPicPr>
+                    <pic:cNvPr id="0" name="Picture 27"/>
+                    <pic:cNvPicPr>
+                      <a:picLocks noChangeAspect="1" noChangeArrowheads="1"/>
+                    </pic:cNvPicPr>
+                  </pic:nvPicPr>
+                  <pic:blipFill>
+                    <a:blip r:embed="rId27" cstate="print">
+                      <a:extLst>
+                        <a:ext uri="{28A0092B-C50C-407E-A947-70E740481C1C}">
+                          <a14:useLocalDpi xmlns:a14="http://schemas.microsoft.com/office/drawing/2010/main" val="0"/>
+                        </a:ext>
+                      </a:extLst>
+                    </a:blip>
+                    <a:srcRect/>
+                    <a:stretch>
+                      <a:fillRect/>
+                    </a:stretch>
+                  </pic:blipFill>
+                  <pic:spPr bwMode="auto">
+                    <a:xfrm>
+                      <a:off x="0" y="0"/>
+                      <a:ext cx="2160000" cy="1628791"/>
+                    </a:xfrm>
+                    <a:prstGeom prst="rect">
+                      <a:avLst/>
+                    </a:prstGeom>
+                    <a:noFill/>
+                    <a:ln>
+                      <a:noFill/>
+                    </a:ln>
+                  </pic:spPr>
+                </pic:pic>
+              </a:graphicData>
+            </a:graphic>
+          </wp:inline>
+        </w:drawing>
+      </w:r>
+    </w:p>
+    <w:p>
+      <w:pPr>
+        <w:jc w:val="center"/>
+        <w:rPr>
+          <w:rFonts w:hint="eastAsia"/>
+        </w:rPr>
+      </w:pPr>
+      <w:r>
+        <w:rPr>
+          <w:rFonts w:ascii="Times New Roman" w:eastAsia="宋体" w:hAnsi="Times New Roman" w:cs="Times New Roman"/>
+          <w:sz w:val="16"/>
+          <w:szCs w:val="16"/>
+        </w:rPr>
+        <w:t xml:space="preserve">a) </w:t>
+      </w:r>
+      <w:r>
+        <w:rPr>
+          <w:rFonts w:ascii="Times New Roman" w:eastAsia="宋体" w:hAnsi="Times New Roman" w:cs="Times New Roman"/>
+          <w:sz w:val="16"/>
+          <w:szCs w:val="16"/>
+        </w:rPr>
+        <w:t>HV</w:t>
+      </w:r>
+      <w:r>
+        <w:rPr>
+          <w:rFonts w:ascii="Times New Roman" w:eastAsia="宋体" w:hAnsi="Times New Roman" w:cs="Times New Roman"/>
+          <w:sz w:val="16"/>
+          <w:szCs w:val="16"/>
+        </w:rPr>
+        <w:t xml:space="preserve"> values with 0.25-hour optimization         b) </w:t>
+      </w:r>
+      <w:r>
+        <w:rPr>
+          <w:rFonts w:ascii="Times New Roman" w:eastAsia="宋体" w:hAnsi="Times New Roman" w:cs="Times New Roman"/>
+          <w:sz w:val="16"/>
+          <w:szCs w:val="16"/>
+        </w:rPr>
+        <w:t>HV</w:t>
+      </w:r>
+      <w:r>
+        <w:rPr>
+          <w:rFonts w:ascii="Times New Roman" w:eastAsia="宋体" w:hAnsi="Times New Roman" w:cs="Times New Roman"/>
+          <w:sz w:val="16"/>
+          <w:szCs w:val="16"/>
+        </w:rPr>
+        <w:t xml:space="preserve"> values with 0.50-hour optimization</w:t>
+      </w:r>
+    </w:p>
+    <w:p>
+      <w:pPr>
+        <w:ind w:firstLine="420"/>
+      </w:pPr>
+      <w:r>
+        <w:rPr>
+          <w:noProof/>
+        </w:rPr>
+        <w:drawing>
+          <wp:inline distT="0" distB="0" distL="0" distR="0" wp14:anchorId="39CB6E95" wp14:editId="4C5E1CED">
+            <wp:extent cx="2160000" cy="1628791"/>
+            <wp:effectExtent l="0" t="0" r="0" b="0"/>
+            <wp:docPr id="30" name="图片 30"/>
+            <wp:cNvGraphicFramePr>
+              <a:graphicFrameLocks xmlns:a="http://schemas.openxmlformats.org/drawingml/2006/main" noChangeAspect="1"/>
+            </wp:cNvGraphicFramePr>
+            <a:graphic xmlns:a="http://schemas.openxmlformats.org/drawingml/2006/main">
+              <a:graphicData uri="http://schemas.openxmlformats.org/drawingml/2006/picture">
+                <pic:pic xmlns:pic="http://schemas.openxmlformats.org/drawingml/2006/picture">
+                  <pic:nvPicPr>
+                    <pic:cNvPr id="0" name="Picture 29"/>
+                    <pic:cNvPicPr>
+                      <a:picLocks noChangeAspect="1" noChangeArrowheads="1"/>
+                    </pic:cNvPicPr>
+                  </pic:nvPicPr>
+                  <pic:blipFill>
+                    <a:blip r:embed="rId28" cstate="print">
+                      <a:extLst>
+                        <a:ext uri="{28A0092B-C50C-407E-A947-70E740481C1C}">
+                          <a14:useLocalDpi xmlns:a14="http://schemas.microsoft.com/office/drawing/2010/main" val="0"/>
+                        </a:ext>
+                      </a:extLst>
+                    </a:blip>
+                    <a:srcRect/>
+                    <a:stretch>
+                      <a:fillRect/>
+                    </a:stretch>
+                  </pic:blipFill>
+                  <pic:spPr bwMode="auto">
+                    <a:xfrm>
+                      <a:off x="0" y="0"/>
+                      <a:ext cx="2160000" cy="1628791"/>
+                    </a:xfrm>
+                    <a:prstGeom prst="rect">
+                      <a:avLst/>
+                    </a:prstGeom>
+                    <a:noFill/>
+                    <a:ln>
+                      <a:noFill/>
+                    </a:ln>
+                  </pic:spPr>
+                </pic:pic>
+              </a:graphicData>
+            </a:graphic>
+          </wp:inline>
+        </w:drawing>
+      </w:r>
+      <w:r>
+        <w:t xml:space="preserve"> </w:t>
+      </w:r>
+      <w:r>
+        <w:rPr>
+          <w:noProof/>
+        </w:rPr>
+        <w:drawing>
+          <wp:inline distT="0" distB="0" distL="0" distR="0" wp14:anchorId="51887EEC" wp14:editId="7C7A00DE">
+            <wp:extent cx="2160000" cy="1628791"/>
+            <wp:effectExtent l="0" t="0" r="0" b="0"/>
+            <wp:docPr id="31" name="图片 31"/>
+            <wp:cNvGraphicFramePr>
+              <a:graphicFrameLocks xmlns:a="http://schemas.openxmlformats.org/drawingml/2006/main" noChangeAspect="1"/>
+            </wp:cNvGraphicFramePr>
+            <a:graphic xmlns:a="http://schemas.openxmlformats.org/drawingml/2006/main">
+              <a:graphicData uri="http://schemas.openxmlformats.org/drawingml/2006/picture">
+                <pic:pic xmlns:pic="http://schemas.openxmlformats.org/drawingml/2006/picture">
+                  <pic:nvPicPr>
+                    <pic:cNvPr id="0" name="Picture 31"/>
+                    <pic:cNvPicPr>
+                      <a:picLocks noChangeAspect="1" noChangeArrowheads="1"/>
+                    </pic:cNvPicPr>
+                  </pic:nvPicPr>
+                  <pic:blipFill>
+                    <a:blip r:embed="rId29" cstate="print">
+                      <a:extLst>
+                        <a:ext uri="{28A0092B-C50C-407E-A947-70E740481C1C}">
+                          <a14:useLocalDpi xmlns:a14="http://schemas.microsoft.com/office/drawing/2010/main" val="0"/>
+                        </a:ext>
+                      </a:extLst>
+                    </a:blip>
+                    <a:srcRect/>
+                    <a:stretch>
+                      <a:fillRect/>
+                    </a:stretch>
+                  </pic:blipFill>
+                  <pic:spPr bwMode="auto">
+                    <a:xfrm>
+                      <a:off x="0" y="0"/>
+                      <a:ext cx="2160000" cy="1628791"/>
+                    </a:xfrm>
+                    <a:prstGeom prst="rect">
+                      <a:avLst/>
+                    </a:prstGeom>
+                    <a:noFill/>
+                    <a:ln>
+                      <a:noFill/>
+                    </a:ln>
+                  </pic:spPr>
+                </pic:pic>
+              </a:graphicData>
+            </a:graphic>
+          </wp:inline>
+        </w:drawing>
+      </w:r>
+    </w:p>
+    <w:p>
+      <w:pPr>
+        <w:pStyle w:val="Text"/>
+        <w:snapToGrid w:val="0"/>
+        <w:ind w:firstLine="0"/>
+        <w:jc w:val="center"/>
+        <w:rPr>
+          <w:color w:val="000000" w:themeColor="text1"/>
+          <w:sz w:val="16"/>
+          <w:szCs w:val="16"/>
+          <w:lang w:eastAsia="zh-CN"/>
+        </w:rPr>
+      </w:pPr>
+      <w:r>
+        <w:rPr>
+          <w:color w:val="000000" w:themeColor="text1"/>
+          <w:sz w:val="16"/>
+          <w:szCs w:val="16"/>
+          <w:lang w:eastAsia="zh-CN"/>
+        </w:rPr>
+        <w:t>c</w:t>
+      </w:r>
+      <w:r>
+        <w:rPr>
+          <w:color w:val="000000" w:themeColor="text1"/>
+          <w:sz w:val="16"/>
+          <w:szCs w:val="16"/>
+          <w:lang w:eastAsia="zh-CN"/>
+        </w:rPr>
+        <w:t xml:space="preserve">) </w:t>
+      </w:r>
+      <w:r>
+        <w:rPr>
+          <w:rFonts w:eastAsia="宋体"/>
+          <w:sz w:val="16"/>
+          <w:szCs w:val="16"/>
+        </w:rPr>
+        <w:t>HV</w:t>
+      </w:r>
+      <w:r>
+        <w:rPr>
+          <w:color w:val="000000" w:themeColor="text1"/>
+          <w:sz w:val="16"/>
+          <w:szCs w:val="16"/>
+          <w:lang w:eastAsia="zh-CN"/>
+        </w:rPr>
+        <w:t xml:space="preserve"> values with 0.</w:t>
+      </w:r>
+      <w:r>
+        <w:rPr>
+          <w:color w:val="000000" w:themeColor="text1"/>
+          <w:sz w:val="16"/>
+          <w:szCs w:val="16"/>
+          <w:lang w:eastAsia="zh-CN"/>
+        </w:rPr>
+        <w:t>7</w:t>
+      </w:r>
+      <w:r>
+        <w:rPr>
+          <w:color w:val="000000" w:themeColor="text1"/>
+          <w:sz w:val="16"/>
+          <w:szCs w:val="16"/>
+          <w:lang w:eastAsia="zh-CN"/>
+        </w:rPr>
+        <w:t xml:space="preserve">5-hour optimization           </w:t>
+      </w:r>
+      <w:r>
+        <w:rPr>
+          <w:color w:val="000000" w:themeColor="text1"/>
+          <w:sz w:val="16"/>
+          <w:szCs w:val="16"/>
+          <w:lang w:eastAsia="zh-CN"/>
+        </w:rPr>
+        <w:t>d</w:t>
+      </w:r>
+      <w:r>
+        <w:rPr>
+          <w:color w:val="000000" w:themeColor="text1"/>
+          <w:sz w:val="16"/>
+          <w:szCs w:val="16"/>
+          <w:lang w:eastAsia="zh-CN"/>
+        </w:rPr>
+        <w:t xml:space="preserve">) </w:t>
+      </w:r>
+      <w:r>
+        <w:rPr>
+          <w:rFonts w:eastAsia="宋体"/>
+          <w:sz w:val="16"/>
+          <w:szCs w:val="16"/>
+        </w:rPr>
+        <w:t>HV</w:t>
+      </w:r>
+      <w:r>
+        <w:rPr>
+          <w:color w:val="000000" w:themeColor="text1"/>
+          <w:sz w:val="16"/>
+          <w:szCs w:val="16"/>
+          <w:lang w:eastAsia="zh-CN"/>
+        </w:rPr>
+        <w:t xml:space="preserve"> values with </w:t>
+      </w:r>
+      <w:r>
+        <w:rPr>
+          <w:color w:val="000000" w:themeColor="text1"/>
+          <w:sz w:val="16"/>
+          <w:szCs w:val="16"/>
+          <w:lang w:eastAsia="zh-CN"/>
+        </w:rPr>
+        <w:t>1.0</w:t>
+      </w:r>
+      <w:r>
+        <w:rPr>
+          <w:color w:val="000000" w:themeColor="text1"/>
+          <w:sz w:val="16"/>
+          <w:szCs w:val="16"/>
+          <w:lang w:eastAsia="zh-CN"/>
+        </w:rPr>
+        <w:t>0-hour optimization</w:t>
+      </w:r>
+    </w:p>
+    <w:p>
+      <w:pPr>
+        <w:ind w:firstLine="420"/>
+        <w:jc w:val="center"/>
+        <w:rPr>
+          <w:rFonts w:ascii="Times New Roman" w:eastAsia="宋体" w:hAnsi="Times New Roman" w:cs="Times New Roman" w:hint="eastAsia"/>
+          <w:sz w:val="20"/>
+          <w:szCs w:val="20"/>
+        </w:rPr>
+      </w:pPr>
+      <w:r>
+        <w:rPr>
+          <w:rFonts w:ascii="Times New Roman" w:eastAsia="宋体" w:hAnsi="Times New Roman" w:cs="Times New Roman" w:hint="eastAsia"/>
+          <w:color w:val="000000" w:themeColor="text1"/>
+          <w:sz w:val="16"/>
+          <w:szCs w:val="16"/>
+        </w:rPr>
+        <w:lastRenderedPageBreak/>
+        <w:t>F</w:t>
+      </w:r>
+      <w:r>
+        <w:rPr>
+          <w:rFonts w:ascii="Times New Roman" w:eastAsia="宋体" w:hAnsi="Times New Roman" w:cs="Times New Roman"/>
+          <w:color w:val="000000" w:themeColor="text1"/>
+          <w:sz w:val="16"/>
+          <w:szCs w:val="16"/>
+        </w:rPr>
+        <w:t xml:space="preserve">igure </w:t>
+      </w:r>
+      <w:r>
+        <w:rPr>
+          <w:rFonts w:ascii="Times New Roman" w:eastAsia="宋体" w:hAnsi="Times New Roman" w:cs="Times New Roman"/>
+          <w:color w:val="000000" w:themeColor="text1"/>
+          <w:sz w:val="16"/>
+          <w:szCs w:val="16"/>
+        </w:rPr>
+        <w:t>VI</w:t>
+      </w:r>
+      <w:r>
+        <w:rPr>
+          <w:rFonts w:ascii="Times New Roman" w:eastAsia="宋体" w:hAnsi="Times New Roman" w:cs="Times New Roman"/>
+          <w:color w:val="000000" w:themeColor="text1"/>
+          <w:sz w:val="16"/>
+          <w:szCs w:val="16"/>
+        </w:rPr>
+        <w:t xml:space="preserve"> </w:t>
+      </w:r>
+      <w:r>
+        <w:rPr>
+          <w:rFonts w:ascii="Times New Roman" w:eastAsia="宋体" w:hAnsi="Times New Roman" w:cs="Times New Roman"/>
+          <w:color w:val="000000" w:themeColor="text1"/>
+          <w:sz w:val="16"/>
+          <w:szCs w:val="16"/>
+        </w:rPr>
+        <w:t>IGD values of the comparative algorithms</w:t>
+      </w:r>
+    </w:p>
+    <w:p>
+      <w:pPr>
+        <w:ind w:firstLine="420"/>
+        <w:rPr>
+          <w:rFonts w:ascii="Times New Roman" w:eastAsia="宋体" w:hAnsi="Times New Roman" w:cs="Times New Roman"/>
+          <w:sz w:val="20"/>
+          <w:szCs w:val="20"/>
+        </w:rPr>
+      </w:pPr>
+    </w:p>
+    <w:p>
+      <w:pPr>
+        <w:ind w:firstLine="420"/>
+        <w:rPr>
+          <w:rFonts w:ascii="Times New Roman" w:eastAsia="宋体" w:hAnsi="Times New Roman" w:cs="Times New Roman"/>
+          <w:sz w:val="20"/>
+          <w:szCs w:val="20"/>
+        </w:rPr>
+      </w:pPr>
+      <w:r>
+        <w:rPr>
+          <w:noProof/>
+        </w:rPr>
+        <w:drawing>
+          <wp:inline distT="0" distB="0" distL="0" distR="0" wp14:anchorId="6F803C62" wp14:editId="25995FA2">
+            <wp:extent cx="2160000" cy="1650948"/>
+            <wp:effectExtent l="0" t="0" r="0" b="6985"/>
+            <wp:docPr id="32" name="图片 32"/>
+            <wp:cNvGraphicFramePr>
+              <a:graphicFrameLocks xmlns:a="http://schemas.openxmlformats.org/drawingml/2006/main" noChangeAspect="1"/>
+            </wp:cNvGraphicFramePr>
+            <a:graphic xmlns:a="http://schemas.openxmlformats.org/drawingml/2006/main">
+              <a:graphicData uri="http://schemas.openxmlformats.org/drawingml/2006/picture">
+                <pic:pic xmlns:pic="http://schemas.openxmlformats.org/drawingml/2006/picture">
+                  <pic:nvPicPr>
+                    <pic:cNvPr id="0" name="Picture 33"/>
+                    <pic:cNvPicPr>
+                      <a:picLocks noChangeAspect="1" noChangeArrowheads="1"/>
+                    </pic:cNvPicPr>
+                  </pic:nvPicPr>
+                  <pic:blipFill>
+                    <a:blip r:embed="rId30" cstate="print">
+                      <a:extLst>
+                        <a:ext uri="{28A0092B-C50C-407E-A947-70E740481C1C}">
+                          <a14:useLocalDpi xmlns:a14="http://schemas.microsoft.com/office/drawing/2010/main" val="0"/>
+                        </a:ext>
+                      </a:extLst>
+                    </a:blip>
+                    <a:srcRect/>
+                    <a:stretch>
+                      <a:fillRect/>
+                    </a:stretch>
+                  </pic:blipFill>
+                  <pic:spPr bwMode="auto">
+                    <a:xfrm>
+                      <a:off x="0" y="0"/>
+                      <a:ext cx="2160000" cy="1650948"/>
+                    </a:xfrm>
+                    <a:prstGeom prst="rect">
+                      <a:avLst/>
+                    </a:prstGeom>
+                    <a:noFill/>
+                    <a:ln>
+                      <a:noFill/>
+                    </a:ln>
+                  </pic:spPr>
+                </pic:pic>
+              </a:graphicData>
+            </a:graphic>
+          </wp:inline>
+        </w:drawing>
+      </w:r>
+      <w:r>
+        <w:rPr>
+          <w:noProof/>
+        </w:rPr>
+        <w:drawing>
+          <wp:inline distT="0" distB="0" distL="0" distR="0" wp14:anchorId="07F69037" wp14:editId="1907309A">
+            <wp:extent cx="2160000" cy="1650948"/>
+            <wp:effectExtent l="0" t="0" r="0" b="6985"/>
+            <wp:docPr id="33" name="图片 33"/>
+            <wp:cNvGraphicFramePr>
+              <a:graphicFrameLocks xmlns:a="http://schemas.openxmlformats.org/drawingml/2006/main" noChangeAspect="1"/>
+            </wp:cNvGraphicFramePr>
+            <a:graphic xmlns:a="http://schemas.openxmlformats.org/drawingml/2006/main">
+              <a:graphicData uri="http://schemas.openxmlformats.org/drawingml/2006/picture">
+                <pic:pic xmlns:pic="http://schemas.openxmlformats.org/drawingml/2006/picture">
+                  <pic:nvPicPr>
+                    <pic:cNvPr id="0" name="Picture 35"/>
+                    <pic:cNvPicPr>
+                      <a:picLocks noChangeAspect="1" noChangeArrowheads="1"/>
+                    </pic:cNvPicPr>
+                  </pic:nvPicPr>
+                  <pic:blipFill>
+                    <a:blip r:embed="rId31" cstate="print">
+                      <a:extLst>
+                        <a:ext uri="{28A0092B-C50C-407E-A947-70E740481C1C}">
+                          <a14:useLocalDpi xmlns:a14="http://schemas.microsoft.com/office/drawing/2010/main" val="0"/>
+                        </a:ext>
+                      </a:extLst>
+                    </a:blip>
+                    <a:srcRect/>
+                    <a:stretch>
+                      <a:fillRect/>
+                    </a:stretch>
+                  </pic:blipFill>
+                  <pic:spPr bwMode="auto">
+                    <a:xfrm>
+                      <a:off x="0" y="0"/>
+                      <a:ext cx="2160000" cy="1650948"/>
+                    </a:xfrm>
+                    <a:prstGeom prst="rect">
+                      <a:avLst/>
+                    </a:prstGeom>
+                    <a:noFill/>
+                    <a:ln>
+                      <a:noFill/>
+                    </a:ln>
+                  </pic:spPr>
+                </pic:pic>
+              </a:graphicData>
+            </a:graphic>
+          </wp:inline>
+        </w:drawing>
+      </w:r>
+    </w:p>
+    <w:p>
+      <w:pPr>
+        <w:jc w:val="center"/>
+        <w:rPr>
+          <w:rFonts w:ascii="Times New Roman" w:eastAsia="宋体" w:hAnsi="Times New Roman" w:cs="Times New Roman" w:hint="eastAsia"/>
+          <w:sz w:val="16"/>
+          <w:szCs w:val="16"/>
+        </w:rPr>
+      </w:pPr>
+      <w:r>
+        <w:rPr>
+          <w:rFonts w:ascii="Times New Roman" w:eastAsia="宋体" w:hAnsi="Times New Roman" w:cs="Times New Roman"/>
+          <w:sz w:val="16"/>
+          <w:szCs w:val="16"/>
+        </w:rPr>
+        <w:t>a) IGD values with 0.25-hour optimization         b) IGD values with 0.50-hour optimization</w:t>
+      </w:r>
+    </w:p>
+    <w:p>
+      <w:pPr>
+        <w:ind w:firstLine="420"/>
+        <w:rPr>
+          <w:rFonts w:ascii="Times New Roman" w:eastAsia="宋体" w:hAnsi="Times New Roman" w:cs="Times New Roman"/>
+          <w:sz w:val="20"/>
+          <w:szCs w:val="20"/>
+        </w:rPr>
+      </w:pPr>
+      <w:r>
+        <w:rPr>
+          <w:noProof/>
+        </w:rPr>
+        <w:drawing>
+          <wp:inline distT="0" distB="0" distL="0" distR="0" wp14:anchorId="43E03446" wp14:editId="0B424157">
+            <wp:extent cx="2160000" cy="1650948"/>
+            <wp:effectExtent l="0" t="0" r="0" b="6985"/>
+            <wp:docPr id="34" name="图片 34"/>
+            <wp:cNvGraphicFramePr>
+              <a:graphicFrameLocks xmlns:a="http://schemas.openxmlformats.org/drawingml/2006/main" noChangeAspect="1"/>
+            </wp:cNvGraphicFramePr>
+            <a:graphic xmlns:a="http://schemas.openxmlformats.org/drawingml/2006/main">
+              <a:graphicData uri="http://schemas.openxmlformats.org/drawingml/2006/picture">
+                <pic:pic xmlns:pic="http://schemas.openxmlformats.org/drawingml/2006/picture">
+                  <pic:nvPicPr>
+                    <pic:cNvPr id="0" name="Picture 37"/>
+                    <pic:cNvPicPr>
+                      <a:picLocks noChangeAspect="1" noChangeArrowheads="1"/>
+                    </pic:cNvPicPr>
+                  </pic:nvPicPr>
+                  <pic:blipFill>
+                    <a:blip r:embed="rId32" cstate="print">
+                      <a:extLst>
+                        <a:ext uri="{28A0092B-C50C-407E-A947-70E740481C1C}">
+                          <a14:useLocalDpi xmlns:a14="http://schemas.microsoft.com/office/drawing/2010/main" val="0"/>
+                        </a:ext>
+                      </a:extLst>
+                    </a:blip>
+                    <a:srcRect/>
+                    <a:stretch>
+                      <a:fillRect/>
+                    </a:stretch>
+                  </pic:blipFill>
+                  <pic:spPr bwMode="auto">
+                    <a:xfrm>
+                      <a:off x="0" y="0"/>
+                      <a:ext cx="2160000" cy="1650948"/>
+                    </a:xfrm>
+                    <a:prstGeom prst="rect">
+                      <a:avLst/>
+                    </a:prstGeom>
+                    <a:noFill/>
+                    <a:ln>
+                      <a:noFill/>
+                    </a:ln>
+                  </pic:spPr>
+                </pic:pic>
+              </a:graphicData>
+            </a:graphic>
+          </wp:inline>
+        </w:drawing>
+      </w:r>
+      <w:r>
+        <w:rPr>
+          <w:noProof/>
+        </w:rPr>
+        <w:drawing>
+          <wp:inline distT="0" distB="0" distL="0" distR="0" wp14:anchorId="07D16D44" wp14:editId="08598832">
+            <wp:extent cx="2160000" cy="1650948"/>
+            <wp:effectExtent l="0" t="0" r="0" b="6985"/>
+            <wp:docPr id="35" name="图片 35"/>
+            <wp:cNvGraphicFramePr>
+              <a:graphicFrameLocks xmlns:a="http://schemas.openxmlformats.org/drawingml/2006/main" noChangeAspect="1"/>
+            </wp:cNvGraphicFramePr>
+            <a:graphic xmlns:a="http://schemas.openxmlformats.org/drawingml/2006/main">
+              <a:graphicData uri="http://schemas.openxmlformats.org/drawingml/2006/picture">
+                <pic:pic xmlns:pic="http://schemas.openxmlformats.org/drawingml/2006/picture">
+                  <pic:nvPicPr>
+                    <pic:cNvPr id="0" name="Picture 39"/>
+                    <pic:cNvPicPr>
+                      <a:picLocks noChangeAspect="1" noChangeArrowheads="1"/>
+                    </pic:cNvPicPr>
+                  </pic:nvPicPr>
+                  <pic:blipFill>
+                    <a:blip r:embed="rId33" cstate="print">
+                      <a:extLst>
+                        <a:ext uri="{28A0092B-C50C-407E-A947-70E740481C1C}">
+                          <a14:useLocalDpi xmlns:a14="http://schemas.microsoft.com/office/drawing/2010/main" val="0"/>
+                        </a:ext>
+                      </a:extLst>
+                    </a:blip>
+                    <a:srcRect/>
+                    <a:stretch>
+                      <a:fillRect/>
+                    </a:stretch>
+                  </pic:blipFill>
+                  <pic:spPr bwMode="auto">
+                    <a:xfrm>
+                      <a:off x="0" y="0"/>
+                      <a:ext cx="2160000" cy="1650948"/>
+                    </a:xfrm>
+                    <a:prstGeom prst="rect">
+                      <a:avLst/>
+                    </a:prstGeom>
+                    <a:noFill/>
+                    <a:ln>
+                      <a:noFill/>
+                    </a:ln>
+                  </pic:spPr>
+                </pic:pic>
+              </a:graphicData>
+            </a:graphic>
+          </wp:inline>
+        </w:drawing>
+      </w:r>
+    </w:p>
+    <w:p>
+      <w:pPr>
+        <w:pStyle w:val="Text"/>
+        <w:snapToGrid w:val="0"/>
+        <w:ind w:firstLine="0"/>
+        <w:jc w:val="center"/>
+        <w:rPr>
+          <w:color w:val="000000" w:themeColor="text1"/>
+          <w:sz w:val="16"/>
+          <w:szCs w:val="16"/>
+          <w:lang w:eastAsia="zh-CN"/>
+        </w:rPr>
+      </w:pPr>
+      <w:r>
+        <w:rPr>
+          <w:color w:val="000000" w:themeColor="text1"/>
+          <w:sz w:val="16"/>
+          <w:szCs w:val="16"/>
+          <w:lang w:eastAsia="zh-CN"/>
+        </w:rPr>
+        <w:t>c</w:t>
+      </w:r>
+      <w:r>
+        <w:rPr>
+          <w:color w:val="000000" w:themeColor="text1"/>
+          <w:sz w:val="16"/>
+          <w:szCs w:val="16"/>
+          <w:lang w:eastAsia="zh-CN"/>
+        </w:rPr>
+        <w:t xml:space="preserve">) </w:t>
+      </w:r>
+      <w:r>
+        <w:rPr>
+          <w:color w:val="000000" w:themeColor="text1"/>
+          <w:sz w:val="16"/>
+          <w:szCs w:val="16"/>
+          <w:lang w:eastAsia="zh-CN"/>
+        </w:rPr>
+        <w:t>IGD</w:t>
+      </w:r>
+      <w:r>
+        <w:rPr>
+          <w:color w:val="000000" w:themeColor="text1"/>
+          <w:sz w:val="16"/>
+          <w:szCs w:val="16"/>
+          <w:lang w:eastAsia="zh-CN"/>
+        </w:rPr>
+        <w:t xml:space="preserve"> values with 0.</w:t>
+      </w:r>
+      <w:r>
+        <w:rPr>
+          <w:color w:val="000000" w:themeColor="text1"/>
+          <w:sz w:val="16"/>
+          <w:szCs w:val="16"/>
+          <w:lang w:eastAsia="zh-CN"/>
+        </w:rPr>
+        <w:t>7</w:t>
+      </w:r>
+      <w:r>
+        <w:rPr>
+          <w:color w:val="000000" w:themeColor="text1"/>
+          <w:sz w:val="16"/>
+          <w:szCs w:val="16"/>
+          <w:lang w:eastAsia="zh-CN"/>
+        </w:rPr>
+        <w:t xml:space="preserve">5-hour optimization           </w:t>
+      </w:r>
+      <w:r>
+        <w:rPr>
+          <w:color w:val="000000" w:themeColor="text1"/>
+          <w:sz w:val="16"/>
+          <w:szCs w:val="16"/>
+          <w:lang w:eastAsia="zh-CN"/>
+        </w:rPr>
+        <w:t>d</w:t>
+      </w:r>
+      <w:r>
+        <w:rPr>
+          <w:color w:val="000000" w:themeColor="text1"/>
+          <w:sz w:val="16"/>
+          <w:szCs w:val="16"/>
+          <w:lang w:eastAsia="zh-CN"/>
+        </w:rPr>
+        <w:t xml:space="preserve">) </w:t>
+      </w:r>
+      <w:r>
+        <w:rPr>
+          <w:color w:val="000000" w:themeColor="text1"/>
+          <w:sz w:val="16"/>
+          <w:szCs w:val="16"/>
+          <w:lang w:eastAsia="zh-CN"/>
+        </w:rPr>
+        <w:t>IGD</w:t>
+      </w:r>
+      <w:r>
+        <w:rPr>
+          <w:color w:val="000000" w:themeColor="text1"/>
+          <w:sz w:val="16"/>
+          <w:szCs w:val="16"/>
+          <w:lang w:eastAsia="zh-CN"/>
+        </w:rPr>
+        <w:t xml:space="preserve"> values with </w:t>
+      </w:r>
+      <w:r>
+        <w:rPr>
+          <w:color w:val="000000" w:themeColor="text1"/>
+          <w:sz w:val="16"/>
+          <w:szCs w:val="16"/>
+          <w:lang w:eastAsia="zh-CN"/>
+        </w:rPr>
+        <w:t>1.0</w:t>
+      </w:r>
+      <w:r>
+        <w:rPr>
+          <w:color w:val="000000" w:themeColor="text1"/>
+          <w:sz w:val="16"/>
+          <w:szCs w:val="16"/>
+          <w:lang w:eastAsia="zh-CN"/>
+        </w:rPr>
+        <w:t>0-hour optimization</w:t>
+      </w:r>
+    </w:p>
+    <w:p>
+      <w:pPr>
+        <w:jc w:val="center"/>
+        <w:rPr>
+          <w:rFonts w:ascii="Times New Roman" w:eastAsia="宋体" w:hAnsi="Times New Roman" w:cs="Times New Roman"/>
+          <w:color w:val="000000" w:themeColor="text1"/>
+          <w:sz w:val="16"/>
+          <w:szCs w:val="16"/>
+        </w:rPr>
+      </w:pPr>
+      <w:r>
+        <w:rPr>
+          <w:rFonts w:ascii="Times New Roman" w:eastAsia="宋体" w:hAnsi="Times New Roman" w:cs="Times New Roman" w:hint="eastAsia"/>
+          <w:color w:val="000000" w:themeColor="text1"/>
+          <w:sz w:val="16"/>
+          <w:szCs w:val="16"/>
+        </w:rPr>
+        <w:t>F</w:t>
+      </w:r>
+      <w:r>
+        <w:rPr>
+          <w:rFonts w:ascii="Times New Roman" w:eastAsia="宋体" w:hAnsi="Times New Roman" w:cs="Times New Roman"/>
+          <w:color w:val="000000" w:themeColor="text1"/>
+          <w:sz w:val="16"/>
+          <w:szCs w:val="16"/>
+        </w:rPr>
+        <w:t xml:space="preserve">igure </w:t>
+      </w:r>
+      <w:r>
+        <w:rPr>
+          <w:rFonts w:ascii="Times New Roman" w:eastAsia="宋体" w:hAnsi="Times New Roman" w:cs="Times New Roman"/>
+          <w:color w:val="000000" w:themeColor="text1"/>
+          <w:sz w:val="16"/>
+          <w:szCs w:val="16"/>
+        </w:rPr>
+        <w:t>VII</w:t>
+      </w:r>
+      <w:r>
+        <w:rPr>
+          <w:rFonts w:ascii="Times New Roman" w:eastAsia="宋体" w:hAnsi="Times New Roman" w:cs="Times New Roman"/>
+          <w:color w:val="000000" w:themeColor="text1"/>
+          <w:sz w:val="16"/>
+          <w:szCs w:val="16"/>
+        </w:rPr>
+        <w:t xml:space="preserve"> </w:t>
+      </w:r>
+      <w:r>
+        <w:rPr>
+          <w:rFonts w:ascii="Times New Roman" w:eastAsia="宋体" w:hAnsi="Times New Roman" w:cs="Times New Roman"/>
+          <w:color w:val="000000" w:themeColor="text1"/>
+          <w:sz w:val="16"/>
+          <w:szCs w:val="16"/>
+        </w:rPr>
+        <w:t>IGD values of the comparative algorithms</w:t>
+      </w:r>
+    </w:p>
+    <w:p>
+      <w:pPr>
+        <w:ind w:firstLine="420"/>
+        <w:rPr>
+          <w:rFonts w:ascii="Times New Roman" w:eastAsia="宋体" w:hAnsi="Times New Roman" w:cs="Times New Roman" w:hint="eastAsia"/>
+          <w:sz w:val="20"/>
+          <w:szCs w:val="20"/>
+        </w:rPr>
+      </w:pPr>
+    </w:p>
+    <w:p>
+      <w:pPr>
+        <w:ind w:firstLine="420"/>
+        <w:rPr>
+          <w:rFonts w:ascii="Times New Roman" w:eastAsia="宋体" w:hAnsi="Times New Roman" w:cs="Times New Roman"/>
+          <w:sz w:val="20"/>
+          <w:szCs w:val="20"/>
+        </w:rPr>
+      </w:pPr>
+      <w:r>
+        <w:rPr>
+          <w:noProof/>
+        </w:rPr>
+        <w:drawing>
+          <wp:inline distT="0" distB="0" distL="0" distR="0" wp14:anchorId="6DCAAC5F" wp14:editId="134399EC">
+            <wp:extent cx="2160000" cy="1628791"/>
+            <wp:effectExtent l="0" t="0" r="0" b="0"/>
+            <wp:docPr id="36" name="图片 36"/>
+            <wp:cNvGraphicFramePr>
+              <a:graphicFrameLocks xmlns:a="http://schemas.openxmlformats.org/drawingml/2006/main" noChangeAspect="1"/>
+            </wp:cNvGraphicFramePr>
+            <a:graphic xmlns:a="http://schemas.openxmlformats.org/drawingml/2006/main">
+              <a:graphicData uri="http://schemas.openxmlformats.org/drawingml/2006/picture">
+                <pic:pic xmlns:pic="http://schemas.openxmlformats.org/drawingml/2006/picture">
+                  <pic:nvPicPr>
+                    <pic:cNvPr id="0" name="Picture 41"/>
+                    <pic:cNvPicPr>
+                      <a:picLocks noChangeAspect="1" noChangeArrowheads="1"/>
+                    </pic:cNvPicPr>
+                  </pic:nvPicPr>
+                  <pic:blipFill>
+                    <a:blip r:embed="rId34" cstate="print">
+                      <a:extLst>
+                        <a:ext uri="{28A0092B-C50C-407E-A947-70E740481C1C}">
+                          <a14:useLocalDpi xmlns:a14="http://schemas.microsoft.com/office/drawing/2010/main" val="0"/>
+                        </a:ext>
+                      </a:extLst>
+                    </a:blip>
+                    <a:srcRect/>
+                    <a:stretch>
+                      <a:fillRect/>
+                    </a:stretch>
+                  </pic:blipFill>
+                  <pic:spPr bwMode="auto">
+                    <a:xfrm>
+                      <a:off x="0" y="0"/>
+                      <a:ext cx="2160000" cy="1628791"/>
+                    </a:xfrm>
+                    <a:prstGeom prst="rect">
+                      <a:avLst/>
+                    </a:prstGeom>
+                    <a:noFill/>
+                    <a:ln>
+                      <a:noFill/>
+                    </a:ln>
+                  </pic:spPr>
+                </pic:pic>
+              </a:graphicData>
+            </a:graphic>
+          </wp:inline>
+        </w:drawing>
+      </w:r>
+      <w:r>
+        <w:rPr>
+          <w:noProof/>
+        </w:rPr>
+        <w:drawing>
+          <wp:inline distT="0" distB="0" distL="0" distR="0" wp14:anchorId="2374AB4F" wp14:editId="4DDCAE7F">
+            <wp:extent cx="2160000" cy="1628791"/>
+            <wp:effectExtent l="0" t="0" r="0" b="0"/>
+            <wp:docPr id="37" name="图片 37"/>
+            <wp:cNvGraphicFramePr>
+              <a:graphicFrameLocks xmlns:a="http://schemas.openxmlformats.org/drawingml/2006/main" noChangeAspect="1"/>
+            </wp:cNvGraphicFramePr>
+            <a:graphic xmlns:a="http://schemas.openxmlformats.org/drawingml/2006/main">
+              <a:graphicData uri="http://schemas.openxmlformats.org/drawingml/2006/picture">
+                <pic:pic xmlns:pic="http://schemas.openxmlformats.org/drawingml/2006/picture">
+                  <pic:nvPicPr>
+                    <pic:cNvPr id="0" name="Picture 43"/>
+                    <pic:cNvPicPr>
+                      <a:picLocks noChangeAspect="1" noChangeArrowheads="1"/>
+                    </pic:cNvPicPr>
+                  </pic:nvPicPr>
+                  <pic:blipFill>
+                    <a:blip r:embed="rId35" cstate="print">
+                      <a:extLst>
+                        <a:ext uri="{28A0092B-C50C-407E-A947-70E740481C1C}">
+                          <a14:useLocalDpi xmlns:a14="http://schemas.microsoft.com/office/drawing/2010/main" val="0"/>
+                        </a:ext>
+                      </a:extLst>
+                    </a:blip>
+                    <a:srcRect/>
+                    <a:stretch>
+                      <a:fillRect/>
+                    </a:stretch>
+                  </pic:blipFill>
+                  <pic:spPr bwMode="auto">
+                    <a:xfrm>
+                      <a:off x="0" y="0"/>
+                      <a:ext cx="2160000" cy="1628791"/>
+                    </a:xfrm>
+                    <a:prstGeom prst="rect">
+                      <a:avLst/>
+                    </a:prstGeom>
+                    <a:noFill/>
+                    <a:ln>
+                      <a:noFill/>
+                    </a:ln>
+                  </pic:spPr>
+                </pic:pic>
+              </a:graphicData>
+            </a:graphic>
+          </wp:inline>
+        </w:drawing>
+      </w:r>
+    </w:p>
+    <w:p>
+      <w:pPr>
+        <w:jc w:val="center"/>
+        <w:rPr>
+          <w:rFonts w:ascii="Times New Roman" w:eastAsia="宋体" w:hAnsi="Times New Roman" w:cs="Times New Roman" w:hint="eastAsia"/>
+          <w:sz w:val="20"/>
+          <w:szCs w:val="20"/>
+        </w:rPr>
+      </w:pPr>
+      <w:r>
+        <w:rPr>
+          <w:rFonts w:ascii="Times New Roman" w:eastAsia="宋体" w:hAnsi="Times New Roman" w:cs="Times New Roman"/>
+          <w:sz w:val="16"/>
+          <w:szCs w:val="16"/>
+        </w:rPr>
+        <w:t xml:space="preserve">a) </w:t>
+      </w:r>
+      <w:r>
+        <w:rPr>
+          <w:rFonts w:ascii="Times New Roman" w:eastAsia="宋体" w:hAnsi="Times New Roman" w:cs="Times New Roman"/>
+          <w:sz w:val="16"/>
+          <w:szCs w:val="16"/>
+        </w:rPr>
+        <w:t>HV</w:t>
+      </w:r>
+      <w:r>
+        <w:rPr>
+          <w:rFonts w:ascii="Times New Roman" w:eastAsia="宋体" w:hAnsi="Times New Roman" w:cs="Times New Roman"/>
+          <w:sz w:val="16"/>
+          <w:szCs w:val="16"/>
+        </w:rPr>
+        <w:t xml:space="preserve"> values with 0.25-hour optimization         b) </w:t>
+      </w:r>
+      <w:r>
+        <w:rPr>
+          <w:rFonts w:ascii="Times New Roman" w:eastAsia="宋体" w:hAnsi="Times New Roman" w:cs="Times New Roman"/>
+          <w:sz w:val="16"/>
+          <w:szCs w:val="16"/>
+        </w:rPr>
+        <w:t>HV</w:t>
+      </w:r>
+      <w:r>
+        <w:rPr>
+          <w:rFonts w:ascii="Times New Roman" w:eastAsia="宋体" w:hAnsi="Times New Roman" w:cs="Times New Roman"/>
+          <w:sz w:val="16"/>
+          <w:szCs w:val="16"/>
+        </w:rPr>
+        <w:t xml:space="preserve"> values with 0.50-hour optimization</w:t>
+      </w:r>
+    </w:p>
+    <w:p>
+      <w:pPr>
+        <w:ind w:firstLine="420"/>
+        <w:rPr>
+          <w:rFonts w:ascii="Times New Roman" w:eastAsia="宋体" w:hAnsi="Times New Roman" w:cs="Times New Roman"/>
+          <w:sz w:val="20"/>
+          <w:szCs w:val="20"/>
+        </w:rPr>
+      </w:pPr>
+      <w:r>
+        <w:rPr>
+          <w:noProof/>
+        </w:rPr>
+        <w:drawing>
+          <wp:inline distT="0" distB="0" distL="0" distR="0" wp14:anchorId="261F0BD7" wp14:editId="1015F872">
+            <wp:extent cx="2160000" cy="1628791"/>
+            <wp:effectExtent l="0" t="0" r="0" b="0"/>
+            <wp:docPr id="38" name="图片 38"/>
+            <wp:cNvGraphicFramePr>
+              <a:graphicFrameLocks xmlns:a="http://schemas.openxmlformats.org/drawingml/2006/main" noChangeAspect="1"/>
+            </wp:cNvGraphicFramePr>
+            <a:graphic xmlns:a="http://schemas.openxmlformats.org/drawingml/2006/main">
+              <a:graphicData uri="http://schemas.openxmlformats.org/drawingml/2006/picture">
+                <pic:pic xmlns:pic="http://schemas.openxmlformats.org/drawingml/2006/picture">
+                  <pic:nvPicPr>
+                    <pic:cNvPr id="0" name="Picture 45"/>
+                    <pic:cNvPicPr>
+                      <a:picLocks noChangeAspect="1" noChangeArrowheads="1"/>
+                    </pic:cNvPicPr>
+                  </pic:nvPicPr>
+                  <pic:blipFill>
+                    <a:blip r:embed="rId36" cstate="print">
+                      <a:extLst>
+                        <a:ext uri="{28A0092B-C50C-407E-A947-70E740481C1C}">
+                          <a14:useLocalDpi xmlns:a14="http://schemas.microsoft.com/office/drawing/2010/main" val="0"/>
+                        </a:ext>
+                      </a:extLst>
+                    </a:blip>
+                    <a:srcRect/>
+                    <a:stretch>
+                      <a:fillRect/>
+                    </a:stretch>
+                  </pic:blipFill>
+                  <pic:spPr bwMode="auto">
+                    <a:xfrm>
+                      <a:off x="0" y="0"/>
+                      <a:ext cx="2160000" cy="1628791"/>
+                    </a:xfrm>
+                    <a:prstGeom prst="rect">
+                      <a:avLst/>
+                    </a:prstGeom>
+                    <a:noFill/>
+                    <a:ln>
+                      <a:noFill/>
+                    </a:ln>
+                  </pic:spPr>
+                </pic:pic>
+              </a:graphicData>
+            </a:graphic>
+          </wp:inline>
+        </w:drawing>
+      </w:r>
+      <w:r>
+        <w:rPr>
+          <w:noProof/>
+        </w:rPr>
+        <w:drawing>
+          <wp:inline distT="0" distB="0" distL="0" distR="0" wp14:anchorId="35E8EFE0" wp14:editId="444742A3">
+            <wp:extent cx="2160000" cy="1628791"/>
+            <wp:effectExtent l="0" t="0" r="0" b="0"/>
+            <wp:docPr id="39" name="图片 39"/>
+            <wp:cNvGraphicFramePr>
+              <a:graphicFrameLocks xmlns:a="http://schemas.openxmlformats.org/drawingml/2006/main" noChangeAspect="1"/>
+            </wp:cNvGraphicFramePr>
+            <a:graphic xmlns:a="http://schemas.openxmlformats.org/drawingml/2006/main">
+              <a:graphicData uri="http://schemas.openxmlformats.org/drawingml/2006/picture">
+                <pic:pic xmlns:pic="http://schemas.openxmlformats.org/drawingml/2006/picture">
+                  <pic:nvPicPr>
+                    <pic:cNvPr id="0" name="Picture 47"/>
+                    <pic:cNvPicPr>
+                      <a:picLocks noChangeAspect="1" noChangeArrowheads="1"/>
+                    </pic:cNvPicPr>
+                  </pic:nvPicPr>
+                  <pic:blipFill>
+                    <a:blip r:embed="rId37" cstate="print">
+                      <a:extLst>
+                        <a:ext uri="{28A0092B-C50C-407E-A947-70E740481C1C}">
+                          <a14:useLocalDpi xmlns:a14="http://schemas.microsoft.com/office/drawing/2010/main" val="0"/>
+                        </a:ext>
+                      </a:extLst>
+                    </a:blip>
+                    <a:srcRect/>
+                    <a:stretch>
+                      <a:fillRect/>
+                    </a:stretch>
+                  </pic:blipFill>
+                  <pic:spPr bwMode="auto">
+                    <a:xfrm>
+                      <a:off x="0" y="0"/>
+                      <a:ext cx="2160000" cy="1628791"/>
+                    </a:xfrm>
+                    <a:prstGeom prst="rect">
+                      <a:avLst/>
+                    </a:prstGeom>
+                    <a:noFill/>
+                    <a:ln>
+                      <a:noFill/>
+                    </a:ln>
+                  </pic:spPr>
+                </pic:pic>
+              </a:graphicData>
+            </a:graphic>
+          </wp:inline>
+        </w:drawing>
+      </w:r>
+    </w:p>
+    <w:p>
+      <w:pPr>
+        <w:pStyle w:val="Text"/>
+        <w:snapToGrid w:val="0"/>
+        <w:ind w:firstLine="0"/>
+        <w:jc w:val="center"/>
+        <w:rPr>
+          <w:color w:val="000000" w:themeColor="text1"/>
+          <w:sz w:val="16"/>
+          <w:szCs w:val="16"/>
+          <w:lang w:eastAsia="zh-CN"/>
+        </w:rPr>
+      </w:pPr>
+      <w:r>
+        <w:rPr>
+          <w:color w:val="000000" w:themeColor="text1"/>
+          <w:sz w:val="16"/>
+          <w:szCs w:val="16"/>
+          <w:lang w:eastAsia="zh-CN"/>
+        </w:rPr>
+        <w:t>c</w:t>
+      </w:r>
+      <w:r>
+        <w:rPr>
+          <w:color w:val="000000" w:themeColor="text1"/>
+          <w:sz w:val="16"/>
+          <w:szCs w:val="16"/>
+          <w:lang w:eastAsia="zh-CN"/>
+        </w:rPr>
+        <w:t xml:space="preserve">) </w:t>
+      </w:r>
+      <w:r>
+        <w:rPr>
+          <w:rFonts w:eastAsia="宋体"/>
+          <w:sz w:val="16"/>
+          <w:szCs w:val="16"/>
+        </w:rPr>
+        <w:t>HV</w:t>
+      </w:r>
+      <w:r>
+        <w:rPr>
+          <w:color w:val="000000" w:themeColor="text1"/>
+          <w:sz w:val="16"/>
+          <w:szCs w:val="16"/>
+          <w:lang w:eastAsia="zh-CN"/>
+        </w:rPr>
+        <w:t xml:space="preserve"> values with 0.</w:t>
+      </w:r>
+      <w:r>
+        <w:rPr>
+          <w:color w:val="000000" w:themeColor="text1"/>
+          <w:sz w:val="16"/>
+          <w:szCs w:val="16"/>
+          <w:lang w:eastAsia="zh-CN"/>
+        </w:rPr>
+        <w:t>7</w:t>
+      </w:r>
+      <w:r>
+        <w:rPr>
+          <w:color w:val="000000" w:themeColor="text1"/>
+          <w:sz w:val="16"/>
+          <w:szCs w:val="16"/>
+          <w:lang w:eastAsia="zh-CN"/>
+        </w:rPr>
+        <w:t xml:space="preserve">5-hour optimization           </w:t>
+      </w:r>
+      <w:r>
+        <w:rPr>
+          <w:color w:val="000000" w:themeColor="text1"/>
+          <w:sz w:val="16"/>
+          <w:szCs w:val="16"/>
+          <w:lang w:eastAsia="zh-CN"/>
+        </w:rPr>
+        <w:t>d</w:t>
+      </w:r>
+      <w:r>
+        <w:rPr>
+          <w:color w:val="000000" w:themeColor="text1"/>
+          <w:sz w:val="16"/>
+          <w:szCs w:val="16"/>
+          <w:lang w:eastAsia="zh-CN"/>
+        </w:rPr>
+        <w:t xml:space="preserve">) </w:t>
+      </w:r>
+      <w:r>
+        <w:rPr>
+          <w:rFonts w:eastAsia="宋体"/>
+          <w:sz w:val="16"/>
+          <w:szCs w:val="16"/>
+        </w:rPr>
+        <w:t>HV</w:t>
+      </w:r>
+      <w:r>
+        <w:rPr>
+          <w:color w:val="000000" w:themeColor="text1"/>
+          <w:sz w:val="16"/>
+          <w:szCs w:val="16"/>
+          <w:lang w:eastAsia="zh-CN"/>
+        </w:rPr>
+        <w:t xml:space="preserve"> values with </w:t>
+      </w:r>
+      <w:r>
+        <w:rPr>
+          <w:color w:val="000000" w:themeColor="text1"/>
+          <w:sz w:val="16"/>
+          <w:szCs w:val="16"/>
+          <w:lang w:eastAsia="zh-CN"/>
+        </w:rPr>
+        <w:t>1.0</w:t>
+      </w:r>
+      <w:r>
+        <w:rPr>
+          <w:color w:val="000000" w:themeColor="text1"/>
+          <w:sz w:val="16"/>
+          <w:szCs w:val="16"/>
+          <w:lang w:eastAsia="zh-CN"/>
+        </w:rPr>
+        <w:t>0-hour optimization</w:t>
+      </w:r>
+    </w:p>
+    <w:p>
+      <w:pPr>
+        <w:jc w:val="center"/>
+      </w:pPr>
+      <w:r>
+        <w:rPr>
+          <w:rFonts w:ascii="Times New Roman" w:eastAsia="宋体" w:hAnsi="Times New Roman" w:cs="Times New Roman" w:hint="eastAsia"/>
+          <w:color w:val="000000" w:themeColor="text1"/>
+          <w:sz w:val="16"/>
+          <w:szCs w:val="16"/>
+        </w:rPr>
+        <w:t>F</w:t>
+      </w:r>
+      <w:r>
+        <w:rPr>
+          <w:rFonts w:ascii="Times New Roman" w:eastAsia="宋体" w:hAnsi="Times New Roman" w:cs="Times New Roman"/>
+          <w:color w:val="000000" w:themeColor="text1"/>
+          <w:sz w:val="16"/>
+          <w:szCs w:val="16"/>
+        </w:rPr>
+        <w:t xml:space="preserve">igure </w:t>
+      </w:r>
+      <w:r>
+        <w:rPr>
+          <w:rFonts w:ascii="Times New Roman" w:eastAsia="宋体" w:hAnsi="Times New Roman" w:cs="Times New Roman"/>
+          <w:color w:val="000000" w:themeColor="text1"/>
+          <w:sz w:val="16"/>
+          <w:szCs w:val="16"/>
+        </w:rPr>
+        <w:t>VIII</w:t>
+      </w:r>
+      <w:r>
+        <w:rPr>
+          <w:rFonts w:ascii="Times New Roman" w:eastAsia="宋体" w:hAnsi="Times New Roman" w:cs="Times New Roman"/>
+          <w:color w:val="000000" w:themeColor="text1"/>
+          <w:sz w:val="16"/>
+          <w:szCs w:val="16"/>
+        </w:rPr>
+        <w:t xml:space="preserve"> </w:t>
+      </w:r>
+      <w:r>
+        <w:rPr>
+          <w:rFonts w:ascii="Times New Roman" w:eastAsia="宋体" w:hAnsi="Times New Roman" w:cs="Times New Roman"/>
+          <w:color w:val="000000" w:themeColor="text1"/>
+          <w:sz w:val="16"/>
+          <w:szCs w:val="16"/>
+        </w:rPr>
+        <w:t>IGD values of the comparative algorithms</w:t>
+      </w:r>
+      <w:bookmarkStart w:id="0" w:name="_GoBack"/>
+      <w:bookmarkEnd w:id="0"/>
     </w:p>
     <w:sectPr>
       <w:pgSz w:w="11906" w:h="16838"/>

--- a/New comparative experiment.docx
+++ b/New comparative experiment.docx
@@ -1503,7 +1503,7 @@
       <w:pPr>
         <w:jc w:val="center"/>
         <w:rPr>
-          <w:rFonts w:ascii="Times New Roman" w:eastAsia="宋体" w:hAnsi="Times New Roman" w:cs="Times New Roman" w:hint="eastAsia"/>
+          <w:rFonts w:ascii="Times New Roman" w:eastAsia="宋体" w:hAnsi="Times New Roman" w:cs="Times New Roman"/>
           <w:sz w:val="16"/>
           <w:szCs w:val="16"/>
         </w:rPr>
@@ -1790,16 +1790,7 @@
           <w:sz w:val="16"/>
           <w:szCs w:val="16"/>
         </w:rPr>
-        <w:t>II</w:t>
-      </w:r>
-      <w:r>
-        <w:rPr>
-          <w:rFonts w:ascii="Times New Roman" w:eastAsia="宋体" w:hAnsi="Times New Roman" w:cs="Times New Roman"/>
-          <w:color w:val="000000" w:themeColor="text1"/>
-          <w:sz w:val="16"/>
-          <w:szCs w:val="16"/>
-        </w:rPr>
-        <w:t>I</w:t>
+        <w:t>III</w:t>
       </w:r>
       <w:r>
         <w:rPr>
@@ -1823,7 +1814,7 @@
     <w:p>
       <w:pPr>
         <w:rPr>
-          <w:rFonts w:ascii="Times New Roman" w:eastAsia="宋体" w:hAnsi="Times New Roman" w:cs="Times New Roman" w:hint="eastAsia"/>
+          <w:rFonts w:ascii="Times New Roman" w:eastAsia="宋体" w:hAnsi="Times New Roman" w:cs="Times New Roman"/>
           <w:sz w:val="20"/>
           <w:szCs w:val="20"/>
         </w:rPr>
@@ -1949,7 +1940,7 @@
       <w:pPr>
         <w:jc w:val="center"/>
         <w:rPr>
-          <w:rFonts w:ascii="Times New Roman" w:eastAsia="宋体" w:hAnsi="Times New Roman" w:cs="Times New Roman" w:hint="eastAsia"/>
+          <w:rFonts w:ascii="Times New Roman" w:eastAsia="宋体" w:hAnsi="Times New Roman" w:cs="Times New Roman"/>
           <w:sz w:val="16"/>
           <w:szCs w:val="16"/>
         </w:rPr>
@@ -2265,16 +2256,7 @@
           <w:sz w:val="16"/>
           <w:szCs w:val="16"/>
         </w:rPr>
-        <w:t>I</w:t>
-      </w:r>
-      <w:r>
-        <w:rPr>
-          <w:rFonts w:ascii="Times New Roman" w:eastAsia="宋体" w:hAnsi="Times New Roman" w:cs="Times New Roman"/>
-          <w:color w:val="000000" w:themeColor="text1"/>
-          <w:sz w:val="16"/>
-          <w:szCs w:val="16"/>
-        </w:rPr>
-        <w:t>V</w:t>
+        <w:t>IV</w:t>
       </w:r>
       <w:r>
         <w:rPr>
@@ -2292,7 +2274,16 @@
           <w:sz w:val="16"/>
           <w:szCs w:val="16"/>
         </w:rPr>
-        <w:t>IGD values of the comparative algorithms in the experiment using small-scale instance</w:t>
+        <w:t>HV</w:t>
+      </w:r>
+      <w:r>
+        <w:rPr>
+          <w:rFonts w:ascii="Times New Roman" w:eastAsia="宋体" w:hAnsi="Times New Roman" w:cs="Times New Roman"/>
+          <w:color w:val="000000" w:themeColor="text1"/>
+          <w:sz w:val="16"/>
+          <w:szCs w:val="16"/>
+        </w:rPr>
+        <w:t xml:space="preserve"> values of the comparative algorithms in the experiment using small-scale instance</w:t>
       </w:r>
     </w:p>
     <w:p>
@@ -2310,7 +2301,7 @@
       <w:pPr>
         <w:ind w:firstLine="420"/>
         <w:rPr>
-          <w:rFonts w:ascii="Times New Roman" w:eastAsia="宋体" w:hAnsi="Times New Roman" w:cs="Times New Roman" w:hint="eastAsia"/>
+          <w:rFonts w:ascii="Times New Roman" w:eastAsia="宋体" w:hAnsi="Times New Roman" w:cs="Times New Roman"/>
           <w:sz w:val="20"/>
           <w:szCs w:val="20"/>
         </w:rPr>
@@ -2464,7 +2455,7 @@
       <w:pPr>
         <w:jc w:val="center"/>
         <w:rPr>
-          <w:rFonts w:ascii="Times New Roman" w:eastAsia="宋体" w:hAnsi="Times New Roman" w:cs="Times New Roman" w:hint="eastAsia"/>
+          <w:rFonts w:ascii="Times New Roman" w:eastAsia="宋体" w:hAnsi="Times New Roman" w:cs="Times New Roman"/>
           <w:sz w:val="16"/>
           <w:szCs w:val="16"/>
         </w:rPr>
@@ -2770,9 +2761,6 @@
     <w:p>
       <w:pPr>
         <w:ind w:firstLine="420"/>
-        <w:rPr>
-          <w:rFonts w:hint="eastAsia"/>
-        </w:rPr>
       </w:pPr>
     </w:p>
     <w:p>
@@ -2934,9 +2922,6 @@
     <w:p>
       <w:pPr>
         <w:jc w:val="center"/>
-        <w:rPr>
-          <w:rFonts w:hint="eastAsia"/>
-        </w:rPr>
       </w:pPr>
       <w:r>
         <w:rPr>
@@ -3218,7 +3203,7 @@
         <w:ind w:firstLine="420"/>
         <w:jc w:val="center"/>
         <w:rPr>
-          <w:rFonts w:ascii="Times New Roman" w:eastAsia="宋体" w:hAnsi="Times New Roman" w:cs="Times New Roman" w:hint="eastAsia"/>
+          <w:rFonts w:ascii="Times New Roman" w:eastAsia="宋体" w:hAnsi="Times New Roman" w:cs="Times New Roman"/>
           <w:sz w:val="20"/>
           <w:szCs w:val="20"/>
         </w:rPr>
@@ -3267,7 +3252,16 @@
           <w:sz w:val="16"/>
           <w:szCs w:val="16"/>
         </w:rPr>
-        <w:t>IGD values of the comparative algorithms</w:t>
+        <w:t>HV</w:t>
+      </w:r>
+      <w:r>
+        <w:rPr>
+          <w:rFonts w:ascii="Times New Roman" w:eastAsia="宋体" w:hAnsi="Times New Roman" w:cs="Times New Roman"/>
+          <w:color w:val="000000" w:themeColor="text1"/>
+          <w:sz w:val="16"/>
+          <w:szCs w:val="16"/>
+        </w:rPr>
+        <w:t xml:space="preserve"> values of the comparative algorithms</w:t>
       </w:r>
     </w:p>
     <w:p>
@@ -3400,7 +3394,7 @@
       <w:pPr>
         <w:jc w:val="center"/>
         <w:rPr>
-          <w:rFonts w:ascii="Times New Roman" w:eastAsia="宋体" w:hAnsi="Times New Roman" w:cs="Times New Roman" w:hint="eastAsia"/>
+          <w:rFonts w:ascii="Times New Roman" w:eastAsia="宋体" w:hAnsi="Times New Roman" w:cs="Times New Roman"/>
           <w:sz w:val="16"/>
           <w:szCs w:val="16"/>
         </w:rPr>
@@ -3712,7 +3706,7 @@
       <w:pPr>
         <w:ind w:firstLine="420"/>
         <w:rPr>
-          <w:rFonts w:ascii="Times New Roman" w:eastAsia="宋体" w:hAnsi="Times New Roman" w:cs="Times New Roman" w:hint="eastAsia"/>
+          <w:rFonts w:ascii="Times New Roman" w:eastAsia="宋体" w:hAnsi="Times New Roman" w:cs="Times New Roman"/>
           <w:sz w:val="20"/>
           <w:szCs w:val="20"/>
         </w:rPr>
@@ -3838,7 +3832,7 @@
       <w:pPr>
         <w:jc w:val="center"/>
         <w:rPr>
-          <w:rFonts w:ascii="Times New Roman" w:eastAsia="宋体" w:hAnsi="Times New Roman" w:cs="Times New Roman" w:hint="eastAsia"/>
+          <w:rFonts w:ascii="Times New Roman" w:eastAsia="宋体" w:hAnsi="Times New Roman" w:cs="Times New Roman"/>
           <w:sz w:val="20"/>
           <w:szCs w:val="20"/>
         </w:rPr>
@@ -4123,6 +4117,12 @@
     <w:p>
       <w:pPr>
         <w:jc w:val="center"/>
+        <w:rPr>
+          <w:rFonts w:ascii="Times New Roman" w:eastAsia="宋体" w:hAnsi="Times New Roman" w:cs="Times New Roman"/>
+          <w:color w:val="000000" w:themeColor="text1"/>
+          <w:sz w:val="16"/>
+          <w:szCs w:val="16"/>
+        </w:rPr>
       </w:pPr>
       <w:r>
         <w:rPr>
@@ -4167,10 +4167,144 @@
           <w:sz w:val="16"/>
           <w:szCs w:val="16"/>
         </w:rPr>
-        <w:t>IGD values of the comparative algorithms</w:t>
-      </w:r>
+        <w:t>HV</w:t>
+      </w:r>
+      <w:r>
+        <w:rPr>
+          <w:rFonts w:ascii="Times New Roman" w:eastAsia="宋体" w:hAnsi="Times New Roman" w:cs="Times New Roman"/>
+          <w:color w:val="000000" w:themeColor="text1"/>
+          <w:sz w:val="16"/>
+          <w:szCs w:val="16"/>
+        </w:rPr>
+        <w:t xml:space="preserve"> values of the comparative algorithms</w:t>
+      </w:r>
+    </w:p>
+    <w:p>
+      <w:pPr>
+        <w:ind w:firstLine="420"/>
+        <w:jc w:val="center"/>
+        <w:rPr>
+          <w:rFonts w:ascii="Times New Roman" w:eastAsia="宋体" w:hAnsi="Times New Roman" w:cs="Times New Roman"/>
+          <w:color w:val="000000" w:themeColor="text1"/>
+          <w:sz w:val="20"/>
+          <w:szCs w:val="20"/>
+        </w:rPr>
+      </w:pPr>
+    </w:p>
+    <w:p>
+      <w:pPr>
+        <w:ind w:firstLine="420"/>
+        <w:jc w:val="center"/>
+        <w:rPr>
+          <w:rFonts w:ascii="Times New Roman" w:eastAsia="宋体" w:hAnsi="Times New Roman" w:cs="Times New Roman" w:hint="eastAsia"/>
+          <w:color w:val="000000" w:themeColor="text1"/>
+          <w:sz w:val="20"/>
+          <w:szCs w:val="20"/>
+        </w:rPr>
+      </w:pPr>
       <w:bookmarkStart w:id="0" w:name="_GoBack"/>
       <w:bookmarkEnd w:id="0"/>
+      <w:r>
+        <w:rPr>
+          <w:noProof/>
+        </w:rPr>
+        <w:drawing>
+          <wp:inline distT="0" distB="0" distL="0" distR="0" wp14:anchorId="38D0D081" wp14:editId="3DDBB69C">
+            <wp:extent cx="3429000" cy="2571676"/>
+            <wp:effectExtent l="0" t="0" r="0" b="635"/>
+            <wp:docPr id="3" name="图片 3"/>
+            <wp:cNvGraphicFramePr>
+              <a:graphicFrameLocks xmlns:a="http://schemas.openxmlformats.org/drawingml/2006/main" noChangeAspect="1"/>
+            </wp:cNvGraphicFramePr>
+            <a:graphic xmlns:a="http://schemas.openxmlformats.org/drawingml/2006/main">
+              <a:graphicData uri="http://schemas.openxmlformats.org/drawingml/2006/picture">
+                <pic:pic xmlns:pic="http://schemas.openxmlformats.org/drawingml/2006/picture">
+                  <pic:nvPicPr>
+                    <pic:cNvPr id="0" name="Picture 1"/>
+                    <pic:cNvPicPr>
+                      <a:picLocks noChangeAspect="1" noChangeArrowheads="1"/>
+                    </pic:cNvPicPr>
+                  </pic:nvPicPr>
+                  <pic:blipFill>
+                    <a:blip r:embed="rId38" cstate="print">
+                      <a:extLst>
+                        <a:ext uri="{28A0092B-C50C-407E-A947-70E740481C1C}">
+                          <a14:useLocalDpi xmlns:a14="http://schemas.microsoft.com/office/drawing/2010/main" val="0"/>
+                        </a:ext>
+                      </a:extLst>
+                    </a:blip>
+                    <a:srcRect/>
+                    <a:stretch>
+                      <a:fillRect/>
+                    </a:stretch>
+                  </pic:blipFill>
+                  <pic:spPr bwMode="auto">
+                    <a:xfrm>
+                      <a:off x="0" y="0"/>
+                      <a:ext cx="3439860" cy="2579821"/>
+                    </a:xfrm>
+                    <a:prstGeom prst="rect">
+                      <a:avLst/>
+                    </a:prstGeom>
+                    <a:noFill/>
+                    <a:ln>
+                      <a:noFill/>
+                    </a:ln>
+                  </pic:spPr>
+                </pic:pic>
+              </a:graphicData>
+            </a:graphic>
+          </wp:inline>
+        </w:drawing>
+      </w:r>
+    </w:p>
+    <w:p>
+      <w:pPr>
+        <w:ind w:firstLine="420"/>
+        <w:jc w:val="center"/>
+        <w:rPr>
+          <w:rFonts w:ascii="Times New Roman" w:eastAsia="宋体" w:hAnsi="Times New Roman" w:cs="Times New Roman" w:hint="eastAsia"/>
+          <w:color w:val="000000" w:themeColor="text1"/>
+          <w:sz w:val="20"/>
+          <w:szCs w:val="20"/>
+        </w:rPr>
+      </w:pPr>
+      <w:r>
+        <w:rPr>
+          <w:rFonts w:ascii="Times New Roman" w:eastAsia="宋体" w:hAnsi="Times New Roman" w:cs="Times New Roman" w:hint="eastAsia"/>
+          <w:color w:val="000000" w:themeColor="text1"/>
+          <w:sz w:val="20"/>
+          <w:szCs w:val="20"/>
+        </w:rPr>
+        <w:t>F</w:t>
+      </w:r>
+      <w:r>
+        <w:rPr>
+          <w:rFonts w:ascii="Times New Roman" w:eastAsia="宋体" w:hAnsi="Times New Roman" w:cs="Times New Roman"/>
+          <w:color w:val="000000" w:themeColor="text1"/>
+          <w:sz w:val="20"/>
+          <w:szCs w:val="20"/>
+        </w:rPr>
+        <w:t xml:space="preserve">igure IX. Pareto front graph of the </w:t>
+      </w:r>
+      <w:r>
+        <w:rPr>
+          <w:rFonts w:ascii="Times New Roman" w:eastAsia="宋体" w:hAnsi="Times New Roman" w:cs="Times New Roman"/>
+          <w:color w:val="000000" w:themeColor="text1"/>
+          <w:sz w:val="20"/>
+          <w:szCs w:val="20"/>
+        </w:rPr>
+        <w:t>ten</w:t>
+      </w:r>
+      <w:r>
+        <w:rPr>
+          <w:rFonts w:ascii="Times New Roman" w:eastAsia="宋体" w:hAnsi="Times New Roman" w:cs="Times New Roman"/>
+          <w:color w:val="000000" w:themeColor="text1"/>
+          <w:sz w:val="20"/>
+          <w:szCs w:val="20"/>
+        </w:rPr>
+        <w:t xml:space="preserve"> candidate algorithms</w:t>
+      </w:r>
     </w:p>
     <w:sectPr>
       <w:pgSz w:w="11906" w:h="16838"/>
